--- a/rajasthan-nurse-50/Test_36_Full_Test_Ordered.docx
+++ b/rajasthan-nurse-50/Test_36_Full_Test_Ordered.docx
@@ -34,7 +34,7 @@
     </w:p>
     <w:p>
       <w:r>
-        <w:t>Solution: Marasmus reflects overall energy deficit; therapeutic feeding rehabilitates.</w:t>
+        <w:t>Solution: ✅ Correct Answer: A. Severe caloric deficiency | 🧠 Clinical Rationale: Marasmus reflects overall energy deficit; therapeutic feeding rehabilitates. | ❌ Why Not Others? | B — Protein deficiency alone: not the appropriate nursing action here | C — Diet always: not the appropriate nursing action here | D — Exercise: Calcium, vitamin D, and fall prevention maintain bone health. | ⚠️ Exam Trap: Read the exact question — the correct fact and its look-alike options are easy to interchange. | 💎 PNC Pearl: Severe caloric deficiency → Marasmus reflects overall energy deficit; therapeutic feeding rehabilitates</w:t>
       </w:r>
     </w:p>
     <w:p>
@@ -79,7 +79,7 @@
     </w:p>
     <w:p>
       <w:r>
-        <w:t>Solution: Good perfusion and clean sensors give accurate SpO2.</w:t>
+        <w:t>Solution: ✅ Correct Answer: A. Well-perfused site free of nail polish | 🧠 Clinical Rationale: Good perfusion and clean sensors give accurate SpO2. | ❌ Why Not Others? | B — Cold finger: not the appropriate nursing action here | C — The ear with an infection: not the appropriate nursing action here | D — A limb with a tourniquet: not the appropriate nursing action here | ⚠️ Exam Trap: Read the exact question — the correct fact and its look-alike options are easy to interchange. | 💎 PNC Pearl: Well-perfused site free of nail polish → Good perfusion and clean sensors give accurate SpO2</w:t>
       </w:r>
     </w:p>
     <w:p>
@@ -124,7 +124,7 @@
     </w:p>
     <w:p>
       <w:r>
-        <w:t>Solution: Dependent PD features clinging and fear of separation.</w:t>
+        <w:t>Solution: ✅ Correct Answer: A. Excessive need to be cared for | 🧠 Clinical Rationale: Dependent PD features clinging and fear of separation. | ❌ Why Not Others? | B — Independence: Accessible essentials promote self-care. | C — Diet: INH depletes B6; supplement to prevent neuropathy. | D — Exercise: Calcium, vitamin D, and fall prevention maintain bone health. | ⚠️ Exam Trap: Read the exact question — the correct fact and its look-alike options are easy to interchange. | 💎 PNC Pearl: Excessive need to be cared for → Dependent PD features clinging and fear of separation</w:t>
       </w:r>
     </w:p>
     <w:p>
@@ -169,7 +169,7 @@
     </w:p>
     <w:p>
       <w:r>
-        <w:t>Solution: The knee flexes and extends like a hinge.</w:t>
+        <w:t>Solution: ✅ Correct Answer: A. Hinge joint | 🧠 Clinical Rationale: The knee flexes and extends like a hinge. | ❌ Why Not Others? | B — Ball-and-socket joint: Ball-and-socket joints (shoulder, hip) permit movement in all planes. | C — Pivot joint: The proximal radioulnar joint is a pivot joint permitting pronation and supination. | D — Saddle joint: The carpometacarpal joint of the thumb is a saddle joint. | ⚠️ Exam Trap: Read the exact question — the correct fact and its look-alike options are easy to interchange. | 💎 PNC Pearl: Hinge joint → The knee flexes and extends like a hinge</w:t>
       </w:r>
     </w:p>
     <w:p>
@@ -214,7 +214,7 @@
     </w:p>
     <w:p>
       <w:r>
-        <w:t>Solution: The classic triad of amenorrhoea, pain, and bleeding with a positive pregnancy test suggests ectopic.</w:t>
+        <w:t>Solution: ✅ Correct Answer: A. Amenorrhoea, lower abdominal pain, and vaginal spotting | 🧠 Clinical Rationale: The classic triad of amenorrhoea, pain, and bleeding with a positive pregnancy test suggests ectopic. | ❌ Why Not Others? | B — Fever only: not the appropriate nursing action here | C — Weight gain: Low metabolism causes cold intolerance, weight gain, and bradycardia. | D — Polyuria: Polyuria = 2,500 ml per day | ⚠️ Exam Trap: Read the exact question — the correct fact and its look-alike options are easy to interchange. | 💎 PNC Pearl: Amenorrhoea, lower abdominal pain, and vaginal spotting → The classic triad of amenorrhoea, pain, and bleeding with a positive pregnancy test suggests ectopic</w:t>
       </w:r>
     </w:p>
     <w:p>
@@ -259,7 +259,7 @@
     </w:p>
     <w:p>
       <w:r>
-        <w:t>Solution: Dairy products are the best dietary calcium sources; ragi and small fish also help.</w:t>
+        <w:t>Solution: ✅ Correct Answer: A. Milk and milk products | 🧠 Clinical Rationale: Dairy products are the best dietary calcium sources; ragi and small fish also help. | ❌ Why Not Others? | B — Rice: Reduces swelling and pain in sprains. | C — Apple: not the appropriate nursing action here | D — Egg white: not the appropriate nursing action here | ⚠️ Exam Trap: Read the exact question — the correct fact and its look-alike options are easy to interchange. | 💎 PNC Pearl: Milk and milk products → Dairy products are the best dietary calcium sources; ragi and small fish also help</w:t>
       </w:r>
     </w:p>
     <w:p>
@@ -304,7 +304,7 @@
     </w:p>
     <w:p>
       <w:r>
-        <w:t>Solution: These signs indicate muscle breakdown.</w:t>
+        <w:t>Solution: ✅ Correct Answer: A. Rhabdomyolysis | 🧠 Clinical Rationale: These signs indicate muscle breakdown. | ❌ Why Not Others? | B — Normal effect: not the appropriate nursing action here | C — Good response: not the appropriate nursing action here | D — Allergy: Screening prevents anaphylaxis; also send cultures before starting therapy. | ⚠️ Exam Trap: Read the exact question — the correct fact and its look-alike options are easy to interchange. | 💎 PNC Pearl: Rhabdomyolysis → These signs indicate muscle breakdown</w:t>
       </w:r>
     </w:p>
     <w:p>
@@ -349,7 +349,7 @@
     </w:p>
     <w:p>
       <w:r>
-        <w:t>Solution: PICO structures systematic review questions.</w:t>
+        <w:t>Solution: ✅ Correct Answer: A. Population, Intervention, Comparison, Outcome | 🧠 Clinical Rationale: PICO structures systematic review questions. | ❌ Why Not Others? | B — Patient, Investigation, Control, Observation: not the appropriate nursing action here | C — Problem, Intervention, Cause, Outcome: not the appropriate nursing action here | D — Population, Inclusion, Criteria, Outcome: not the appropriate nursing action here | ⚠️ Exam Trap: Don’t confuse "Population, Intervention, Comparison, Outcome" with "Problem, Intervention, Cause, Outcome" — they look alike and are easy to interchange. | 💎 PNC Pearl: Population, Intervention, Comparison, Outcome → PICO structures systematic review questions</w:t>
       </w:r>
     </w:p>
     <w:p>
@@ -394,7 +394,7 @@
     </w:p>
     <w:p>
       <w:r>
-        <w:t>Solution: School nurses address vision, nutrition, and immunization.</w:t>
+        <w:t>Solution: ✅ Correct Answer: A. Screening, first aid, and health education in schools | 🧠 Clinical Rationale: School nurses address vision, nutrition, and immunization. | ❌ Why Not Others? | B — Teaching: Discharge teaching prevents complications and readmission. | C — Diet: INH depletes B6; supplement to prevent neuropathy. | D — Climate: NMSA promotes sustainable agriculture. | ⚠️ Exam Trap: Read the exact question — the correct fact and its look-alike options are easy to interchange. | 💎 PNC Pearl: Screening, first aid, and health education in schools → School nurses address vision, nutrition, and immunization</w:t>
       </w:r>
     </w:p>
     <w:p>
@@ -439,7 +439,7 @@
     </w:p>
     <w:p>
       <w:r>
-        <w:t>Solution: Give high-dose vitamin A at 6-monthly intervals in endemic areas.</w:t>
+        <w:t>Solution: ✅ Correct Answer: A. Inadequate dietary intake | 🧠 Clinical Rationale: Give high-dose vitamin A at 6-monthly intervals in endemic areas. | ❌ Why Not Others? | B — Excess intake: not the appropriate nursing action here | C — Genetics: Diet and heredity drive LDL; statins and lifestyle lower it. | D — Trauma: Birth trauma, episiotomy pain, and epidurals impair bladder sensation; monitor voiding closely. | ⚠️ Exam Trap: Read the exact question — the correct fact and its look-alike options are easy to interchange. | 💎 PNC Pearl: Inadequate dietary intake → Give high-dose vitamin A at 6-monthly intervals in endemic areas</w:t>
       </w:r>
     </w:p>
     <w:p>
@@ -484,7 +484,7 @@
     </w:p>
     <w:p>
       <w:r>
-        <w:t>Solution: Post-exposure prophylaxis follows needlesticks for HBV/HIV.</w:t>
+        <w:t>Solution: ✅ Correct Answer: A. Needlestick injuries | 🧠 Clinical Rationale: Post-exposure prophylaxis follows needlesticks for HBV/HIV. | ❌ Why Not Others? | B — Splashes only: not the appropriate nursing action here | C — Diet: INH depletes B6; supplement to prevent neuropathy. | D — Climate: NMSA promotes sustainable agriculture. | ⚠️ Exam Trap: Read the exact question — the correct fact and its look-alike options are easy to interchange. | 💎 PNC Pearl: Needlestick injuries → Post-exposure prophylaxis follows needlesticks for HBV/HIV</w:t>
       </w:r>
     </w:p>
     <w:p>
@@ -529,7 +529,7 @@
     </w:p>
     <w:p>
       <w:r>
-        <w:t>Solution: Secretory IgA protects mucosal surfaces.</w:t>
+        <w:t>Solution: ✅ Correct Answer: A. IgA | 🧠 Clinical Rationale: Secretory IgA protects mucosal surfaces. | ❌ Why Not Others? | B — IgG: Is the only immunoglobulin that crosses the placenta. | C — IgM: Appears early and is a large pentamer. | D — IgE: Binds mast cells and triggers allergy. | ⚠️ Exam Trap: Read the exact question — the correct fact and its look-alike options are easy to interchange. | 💎 PNC Pearl: IgA → Secretory protects mucosal surfaces</w:t>
       </w:r>
     </w:p>
     <w:p>
@@ -574,7 +574,7 @@
     </w:p>
     <w:p>
       <w:r>
-        <w:t>Solution: Oxygen dries the airway; humidification is used.</w:t>
+        <w:t>Solution: ✅ Correct Answer: A. Drying of mucous membranes | 🧠 Clinical Rationale: Oxygen dries the airway; humidification is used. | ❌ Why Not Others? | B — Weight gain: Low metabolism causes cold intolerance, weight gain, and bradycardia. | C — Headache always: not the appropriate nursing action here | D — Constipation: Opioids slow GI motility; prophylactic stool softeners and fluids are routine. | ⚠️ Exam Trap: Read the exact question — the correct fact and its look-alike options are easy to interchange. | 💎 PNC Pearl: Drying of mucous membranes → Oxygen dries the airway; humidification is used</w:t>
       </w:r>
     </w:p>
     <w:p>
@@ -619,7 +619,7 @@
     </w:p>
     <w:p>
       <w:r>
-        <w:t>Solution: Peer groups sustain recovery between sessions.</w:t>
+        <w:t>Solution: ✅ Correct Answer: A. Shared experience and accountability | 🧠 Clinical Rationale: Peer groups sustain recovery between sessions. | ❌ Why Not Others? | B — Formal therapy: not the appropriate nursing action here | C — Diet: INH depletes B6; supplement to prevent neuropathy. | D — Exercise: Calcium, vitamin D, and fall prevention maintain bone health. | ⚠️ Exam Trap: Read the exact question — the correct fact and its look-alike options are easy to interchange. | 💎 PNC Pearl: Shared experience and accountability → Peer groups sustain recovery between sessions</w:t>
       </w:r>
     </w:p>
     <w:p>
@@ -664,7 +664,7 @@
     </w:p>
     <w:p>
       <w:r>
-        <w:t>Solution: Complete I/O includes every fluid source.</w:t>
+        <w:t>Solution: ✅ Correct Answer: A. All oral, IV, and tube fluids | 🧠 Clinical Rationale: Complete I/O includes every fluid source. | ❌ Why Not Others? | B — Only water: not the appropriate nursing action here | C — Only tea: not the appropriate nursing action here | D — Nothing: Never induce vomiting after hydrocarbon ingestion — aspiration pneumonia risk; obtain urgent care. | ⚠️ Exam Trap: Read the exact question — the correct fact and its look-alike options are easy to interchange. | 💎 PNC Pearl: All oral, IV, and tube fluids → Complete I/O includes every fluid source</w:t>
       </w:r>
     </w:p>
     <w:p>
@@ -709,7 +709,7 @@
     </w:p>
     <w:p>
       <w:r>
-        <w:t>Solution: Repositioning every 2 hours prevents pressure injuries.</w:t>
+        <w:t>Solution: ✅ Correct Answer: A. 2 hours | 🧠 Clinical Rationale: Repositioning every 2 hours prevents pressure injuries. | ❌ Why Not Others? | B — 6 hours: not the appropriate nursing action here | C — 12 hours: Cidex/glutaraldehyde cold sterilisation takes about 10 hours for heat-sensitive instruments. | D — 24 hours: Basal (glargine/detemir) insulins provide steady background insulin without a pronounced peak. | ⚠️ Exam Trap: Don’t confuse "2 hours" with "12 hours" — they look alike and are easy to interchange. | 💎 PNC Pearl: 2 hours → Repositioning every prevents pressure injuries</w:t>
       </w:r>
     </w:p>
     <w:p>
@@ -754,7 +754,7 @@
     </w:p>
     <w:p>
       <w:r>
-        <w:t>Solution: Shivering raises temperature; stop sponging if it occurs.</w:t>
+        <w:t>Solution: ✅ Correct Answer: A. Shivering and temperature change | 🧠 Clinical Rationale: Shivering raises temperature; stop sponging if it occurs. | ❌ Why Not Others? | B — Hunger: Mindful eating reduces overeating. | C — Sleep: Quiet, comfortable surroundings aid sleep. | D — Colour of hair: not the appropriate nursing action here | ⚠️ Exam Trap: Read the exact question — the correct fact and its look-alike options are easy to interchange. | 💎 PNC Pearl: Shivering and temperature change → Shivering raises temperature; stop sponging if it occurs</w:t>
       </w:r>
     </w:p>
     <w:p>
@@ -799,7 +799,7 @@
     </w:p>
     <w:p>
       <w:r>
-        <w:t>Solution: Tachypnoea &gt;60/min with distress needs evaluation for TTN, RDS, sepsis, or cardiac disease.</w:t>
+        <w:t>Solution: ✅ Correct Answer: A. Transient tachypnoea or respiratory distress | 🧠 Clinical Rationale: Tachypnoea &gt;60/min with distress needs evaluation for TTN, RDS, sepsis, or cardiac disease. | ❌ Why Not Others? | B — Fever only: not the appropriate nursing action here | C — Pain only: not the appropriate nursing action here | D — Diet: INH depletes B6; supplement to prevent neuropathy. | ⚠️ Exam Trap: Read the exact question — the correct fact and its look-alike options are easy to interchange. | 💎 PNC Pearl: Transient tachypnoea or respiratory distress → Tachypnoea &gt;60/min with distress needs evaluation for TTN, RDS, sepsis, or cardiac disease</w:t>
       </w:r>
     </w:p>
     <w:p>
@@ -844,7 +844,7 @@
     </w:p>
     <w:p>
       <w:r>
-        <w:t>Solution: Correct technique ensures drug delivery.</w:t>
+        <w:t>Solution: ✅ Correct Answer: A. Shake, exhale, inhale deeply, and hold the breath | 🧠 Clinical Rationale: Correct technique ensures drug delivery. | ❌ Why Not Others? | B — Inhale quickly only: not the appropriate nursing action here | C — Skip shaking: not the appropriate nursing action here | D — Swallow the spray: not the appropriate nursing action here | ⚠️ Exam Trap: Read the exact question — the correct fact and its look-alike options are easy to interchange. | 💎 PNC Pearl: Shake, exhale, inhale deeply, and hold the breath → Correct technique ensures drug delivery</w:t>
       </w:r>
     </w:p>
     <w:p>
@@ -889,7 +889,7 @@
     </w:p>
     <w:p>
       <w:r>
-        <w:t>Solution: Vitamin D aids calcium absorption.</w:t>
+        <w:t>Solution: ✅ Correct Answer: A. Take with vitamin D for absorption | 🧠 Clinical Rationale: Vitamin D aids calcium absorption. | ❌ Why Not Others? | B — Take with iron at the same time: not the appropriate nursing action here | C — Avoid all food: not the appropriate nursing action here | D — Chew and swallow: not the appropriate nursing action here | ⚠️ Exam Trap: Read the exact question — the correct fact and its look-alike options are easy to interchange. | 💎 PNC Pearl: Take with vitamin D for absorption → Vitamin D aids calcium absorption</w:t>
       </w:r>
     </w:p>
     <w:p>
@@ -934,7 +934,7 @@
     </w:p>
     <w:p>
       <w:r>
-        <w:t>Solution: AS triad: exertional syncope, angina, and dyspnoea; risk of sudden death.</w:t>
+        <w:t>Solution: ✅ Correct Answer: A. Syncope, angina, and dyspnoea on exertion | 🧠 Clinical Rationale: AS triad: exertional syncope, angina, and dyspnoea; risk of sudden death. | ❌ Why Not Others? | B — Fever, rash, and arthralgia: not the appropriate nursing action here | C — Palpitations, sweating, and tremor: not the appropriate nursing action here | D — Cough, oedema, and ascites: not the appropriate nursing action here | ⚠️ Exam Trap: Read the exact question — the correct fact and its look-alike options are easy to interchange. | 💎 PNC Pearl: Syncope, angina, and dyspnoea on exertion → AS triad: exertional syncope, angina, and dyspnoea; risk of sudden death</w:t>
       </w:r>
     </w:p>
     <w:p>
@@ -979,7 +979,7 @@
     </w:p>
     <w:p>
       <w:r>
-        <w:t>Solution: Collagen remodels into scar tissue.</w:t>
+        <w:t>Solution: ✅ Correct Answer: A. Collagen | 🧠 Clinical Rationale: Collagen remodels into scar tissue. | ❌ Why Not Others? | B — Haemoglobin: Hb is the primary anaemia screen; ferritin confirms iron status. | C — Melanin: From melanocytes determines skin colour. | D — Keratin: not the appropriate nursing action here | ⚠️ Exam Trap: Read the exact question — the correct fact and its look-alike options are easy to interchange. | 💎 PNC Pearl: Collagen → remodels into scar tissue</w:t>
       </w:r>
     </w:p>
     <w:p>
@@ -1024,7 +1024,7 @@
     </w:p>
     <w:p>
       <w:r>
-        <w:t>Solution: ACh binds nicotinic receptors on the motor end plate.</w:t>
+        <w:t>Solution: ✅ Correct Answer: A. Acetylcholine | 🧠 Clinical Rationale: ACh binds nicotinic receptors on the motor end plate. | ❌ Why Not Others? | B — Adrenaline: The cortex secretes glucocorticoids, mineralocorticoids, and androgens; adrenaline comes from the medulla. | C — Dopamine: RLS responds to dopamine agonists and iron correction. | D — GABA: not the appropriate nursing action here | ⚠️ Exam Trap: Read the exact question — the correct fact and its look-alike options are easy to interchange. | 💎 PNC Pearl: Acetylcholine → ACh binds nicotinic receptors on the motor end plate</w:t>
       </w:r>
     </w:p>
     <w:p>
@@ -1069,7 +1069,7 @@
     </w:p>
     <w:p>
       <w:r>
-        <w:t>Solution: National schedules give vitamin A and IFA at intervals.</w:t>
+        <w:t>Solution: ✅ Correct Answer: A. Vitamin A and iron-folate to prevent deficiency | 🧠 Clinical Rationale: National schedules give vitamin A and IFA at intervals. | ❌ Why Not Others? | B — Antibiotics: Compliance matters; missed pills and enzyme-inducing drugs reduce OC efficacy. Condoms prevent STIs. | C — Diet: INH depletes B6; supplement to prevent neuropathy. | D — Climate: NMSA promotes sustainable agriculture. | ⚠️ Exam Trap: Read the exact question — the correct fact and its look-alike options are easy to interchange. | 💎 PNC Pearl: Vitamin A and iron-folate to prevent deficiency → National schedules give vitamin A and IFA at intervals</w:t>
       </w:r>
     </w:p>
     <w:p>
@@ -1114,7 +1114,7 @@
     </w:p>
     <w:p>
       <w:r>
-        <w:t>Solution: Elevation reduces swelling.</w:t>
+        <w:t>Solution: ✅ Correct Answer: A. Reduce oedema and improve venous return | 🧠 Clinical Rationale: Elevation reduces swelling. | ❌ Why Not Others? | B — Increase pain: not the appropriate nursing action here | C — Warm the limb: not the appropriate nursing action here | D — Cool the skin: not the appropriate nursing action here | ⚠️ Exam Trap: Read the exact question — the correct fact and its look-alike options are easy to interchange. | 💎 PNC Pearl: Reduce oedema and improve venous return → Elevation reduces swelling</w:t>
       </w:r>
     </w:p>
     <w:p>
@@ -1159,7 +1159,7 @@
     </w:p>
     <w:p>
       <w:r>
-        <w:t>Solution: Elevating the head 30° reduces ICP and aspiration risk.</w:t>
+        <w:t>Solution: ✅ Correct Answer: A. 30 degrees (unless contraindicated) | 🧠 Clinical Rationale: Elevating the head 30° reduces ICP and aspiration risk. | ❌ Why Not Others? | B — Flat always: not the appropriate nursing action here | C — 90 degrees: IM injections use a 90° angle; SC uses 45-90°. | D — 0 degrees: not the appropriate nursing action here | ⚠️ Exam Trap: Don’t confuse "30 degrees (unless contraindicated)" with "0 degrees" — they look alike and are easy to interchange. | 💎 PNC Pearl: 30 degrees (unless contraindicated) → Elevating the head 30° reduces ICP and aspiration risk</w:t>
       </w:r>
     </w:p>
     <w:p>
@@ -1204,7 +1204,7 @@
     </w:p>
     <w:p>
       <w:r>
-        <w:t>Solution: B12/folate deficiency produces large immature red cells.</w:t>
+        <w:t>Solution: ✅ Correct Answer: A. Macrocytic megaloblastic anaemia | 🧠 Clinical Rationale: B12/folate deficiency produces large immature red cells. | ❌ Why Not Others? | B — Microcytic: Iron deficiency gives small, pale red cells with low MCV and MCH. | C — Haemolytic: PSGN follows streptococcal pharyngitis/skin infection by 1–3 weeks; presents with haematuria, oedema, hyper... | D — Sickle cells: not the appropriate nursing action here | ⚠️ Exam Trap: Read the exact question — the correct fact and its look-alike options are easy to interchange. | 💎 PNC Pearl: Macrocytic megaloblastic anaemia → B12/folate deficiency produces large immature red cells</w:t>
       </w:r>
     </w:p>
     <w:p>
@@ -1249,7 +1249,7 @@
     </w:p>
     <w:p>
       <w:r>
-        <w:t>Solution: Motivation energizes and directs behaviour toward need satisfaction.</w:t>
+        <w:t>Solution: ✅ Correct Answer: A. The internal drive that directs behaviour toward goals | 🧠 Clinical Rationale: Motivation energizes and directs behaviour toward need satisfaction. | ❌ Why Not Others? | B — Intelligence: CBHI publishes the annual National Health Profile. | C — Emotional control: not the appropriate nursing action here | D — Social status: not the appropriate nursing action here | ⚠️ Exam Trap: Read the exact question — the correct fact and its look-alike options are easy to interchange. | 💎 PNC Pearl: The internal drive that directs behaviour toward goals → Motivation energizes and directs behaviour toward need satisfaction</w:t>
       </w:r>
     </w:p>
     <w:p>
@@ -1294,7 +1294,7 @@
     </w:p>
     <w:p>
       <w:r>
-        <w:t>Solution: Stress-dose steroids with fluids correct the crisis.</w:t>
+        <w:t>Solution: ✅ Correct Answer: A. IV hydrocortisone, saline, and glucose | 🧠 Clinical Rationale: Stress-dose steroids with fluids correct the crisis. | ❌ Why Not Others? | B — Oral paracetamol: not the appropriate nursing action here | C — Insulin: Beta cells secrete insulin; alpha cells glucagon. | D — Diuretics: Combining them causes hyperkalaemia. | ⚠️ Exam Trap: Read the exact question — the correct fact and its look-alike options are easy to interchange. | 💎 PNC Pearl: IV hydrocortisone, saline, and glucose → Stress-dose steroids with fluids correct the crisis</w:t>
       </w:r>
     </w:p>
     <w:p>
@@ -1339,7 +1339,7 @@
     </w:p>
     <w:p>
       <w:r>
-        <w:t>Solution: HDL carries cholesterol away from arteries; LDL deposits it.</w:t>
+        <w:t>Solution: ✅ Correct Answer: A. HDL (high-density lipoprotein) | 🧠 Clinical Rationale: HDL carries cholesterol away from arteries; LDL deposits it. | ❌ Why Not Others? | B — LDL: not the appropriate nursing action here | C — VLDL: not the appropriate nursing action here | D — Chylomicrons: Lacteals absorb lipids into lymph. | ⚠️ Exam Trap: Read the exact question — the correct fact and its look-alike options are easy to interchange. | 💎 PNC Pearl: HDL carries cholesterol away from arteries; LDL deposits it.</w:t>
       </w:r>
     </w:p>
     <w:p>
@@ -1384,7 +1384,7 @@
     </w:p>
     <w:p>
       <w:r>
-        <w:t>Solution: RKSK school health components screen and educate adolescents.</w:t>
+        <w:t>Solution: ✅ Correct Answer: A. Screening, nutrition, and health education in schools | 🧠 Clinical Rationale: RKSK school health components screen and educate adolescents. | ❌ Why Not Others? | B — Surgery: Metformin risks lactic acidosis in renal failure and contrast procedures. | C — Diet: INH depletes B6; supplement to prevent neuropathy. | D — Climate: NMSA promotes sustainable agriculture. | ⚠️ Exam Trap: Read the exact question — the correct fact and its look-alike options are easy to interchange. | 💎 PNC Pearl: Screening, nutrition, and health education in schools → RKSK school health components screen and educate adolescents</w:t>
       </w:r>
     </w:p>
     <w:p>
@@ -1429,7 +1429,7 @@
     </w:p>
     <w:p>
       <w:r>
-        <w:t>Solution: Immediate sharps disposal prevents needle-stick injury.</w:t>
+        <w:t>Solution: ✅ Correct Answer: A. In a puncture-proof sharps container immediately | 🧠 Clinical Rationale: Immediate sharps disposal prevents needle-stick injury. | ❌ Why Not Others? | B — In the waste bin: not the appropriate nursing action here | C — Recap and store: not the appropriate nursing action here | D — Under the pillow: not the appropriate nursing action here | ⚠️ Exam Trap: Read the exact question — the correct fact and its look-alike options are easy to interchange. | 💎 PNC Pearl: In a puncture-proof sharps container immediately → Immediate sharps disposal prevents needle-stick injury</w:t>
       </w:r>
     </w:p>
     <w:p>
@@ -1474,7 +1474,7 @@
     </w:p>
     <w:p>
       <w:r>
-        <w:t>Solution: Check LFTs, malaria smear, and viral markers.</w:t>
+        <w:t>Solution: ✅ Correct Answer: A. Viral hepatitis and malaria | 🧠 Clinical Rationale: Check LFTs, malaria smear, and viral markers. | ❌ Why Not Others? | B — Tumour always: not the appropriate nursing action here | C — Diet: INH depletes B6; supplement to prevent neuropathy. | D — Exercise: Calcium, vitamin D, and fall prevention maintain bone health. | ⚠️ Exam Trap: Read the exact question — the correct fact and its look-alike options are easy to interchange. | 💎 PNC Pearl: Viral hepatitis and malaria → Check LFTs, malaria smear, and viral markers</w:t>
       </w:r>
     </w:p>
     <w:p>
@@ -1519,7 +1519,7 @@
     </w:p>
     <w:p>
       <w:r>
-        <w:t>Solution: Safe pesticide handling, storage, and PPE prevent poisoning.</w:t>
+        <w:t>Solution: ✅ Correct Answer: A. Improper handling and storage | 🧠 Clinical Rationale: Safe pesticide handling, storage, and PPE prevent poisoning. | ❌ Why Not Others? | B — Diet: INH depletes B6; supplement to prevent neuropathy. | C — Climate: NMSA promotes sustainable agriculture. | D — Genetics: Diet and heredity drive LDL; statins and lifestyle lower it. | ⚠️ Exam Trap: Read the exact question — the correct fact and its look-alike options are easy to interchange. | 💎 PNC Pearl: Improper handling and storage → Safe pesticide handling, storage, and PPE prevent poisoning</w:t>
       </w:r>
     </w:p>
     <w:p>
@@ -1564,7 +1564,7 @@
     </w:p>
     <w:p>
       <w:r>
-        <w:t>Solution: Correct latch, begin feeds on the unaffected side, and express gently to maintain milk flow.</w:t>
+        <w:t>Solution: ✅ Correct Answer: A. Correct the attachment and start feeding on the less painful side | 🧠 Clinical Rationale: Correct latch, begin feeds on the unaffected side, and express gently to maintain milk flow. | ❌ Why Not Others? | B — Stop breastfeeding permanently: not the appropriate nursing action here | C — Use soap on nipples: not the appropriate nursing action here | D — Feed only with bottles: not the appropriate nursing action here | ⚠️ Exam Trap: Read the exact question — the correct fact and its look-alike options are easy to interchange. | 💎 PNC Pearl: Correct the attachment and start feeding on the less painful side → Correct latch, begin feeds on the unaffected side, and express gently to maintain milk flow</w:t>
       </w:r>
     </w:p>
     <w:p>
@@ -1609,7 +1609,7 @@
     </w:p>
     <w:p>
       <w:r>
-        <w:t>Solution: Meningeal signs with cranial nerve palsy suggest TBM; CSF shows lymphocytosis.</w:t>
+        <w:t>Solution: ✅ Correct Answer: A. Fever, headache, vomiting, and altered sensorium with neck stiffness | 🧠 Clinical Rationale: Meningeal signs with cranial nerve palsy suggest TBM; CSF shows lymphocytosis. | ❌ Why Not Others? | B — Rash: Allopurinol rash can precede severe reactions. | C — Jaundice: Physiological jaundice from immature liver enzymes appears after 24 hours and resolves by day 7–10. | D — Constipation: Opioids slow GI motility; prophylactic stool softeners and fluids are routine. | ⚠️ Exam Trap: Read the exact question — the correct fact and its look-alike options are easy to interchange. | 💎 PNC Pearl: Fever, headache, vomiting, and altered sensorium with neck stiffness → Meningeal signs with cranial nerve palsy suggest TBM; CSF shows lymphocytosis</w:t>
       </w:r>
     </w:p>
     <w:p>
@@ -1654,7 +1654,7 @@
     </w:p>
     <w:p>
       <w:r>
-        <w:t>Solution: SV is about 70 ml per beat.</w:t>
+        <w:t>Solution: ✅ Correct Answer: A. 70 ml | 🧠 Clinical Rationale: SV is about 70 ml per beat. | ❌ Why Not Others? | B — 5 ml: not the appropriate nursing action here | C — 200 ml: High residuals suggest delayed emptying; hold the feed and report per protocol. | D — 500 ml: Tidal volume averages about 500 ml. | ⚠️ Exam Trap: Read the exact question — the correct fact and its look-alike options are easy to interchange. | 💎 PNC Pearl: 70 ml → SV is about per beat</w:t>
       </w:r>
     </w:p>
     <w:p>
@@ -1699,7 +1699,7 @@
     </w:p>
     <w:p>
       <w:r>
-        <w:t>Solution: Low-flow oxygen avoids suppressing the hypoxic drive.</w:t>
+        <w:t>Solution: ✅ Correct Answer: A. At the prescribed low flow | 🧠 Clinical Rationale: Low-flow oxygen avoids suppressing the hypoxic drive. | ❌ Why Not Others? | B — At maximum flow: not the appropriate nursing action here | C — Only when sleeping: not the appropriate nursing action here | D — Never: Crushing SR/ER tablets causes dose dumping. | ⚠️ Exam Trap: Read the exact question — the correct fact and its look-alike options are easy to interchange. | 💎 PNC Pearl: At the prescribed low flow → Low-flow oxygen avoids suppressing the hypoxic drive</w:t>
       </w:r>
     </w:p>
     <w:p>
@@ -1744,7 +1744,7 @@
     </w:p>
     <w:p>
       <w:r>
-        <w:t>Solution: Autoclaving at 121 C/15 psi kills all microorganisms.</w:t>
+        <w:t>Solution: ✅ Correct Answer: A. Autoclaving (steam under pressure) | 🧠 Clinical Rationale: Autoclaving at 121 C/15 psi kills all microorganisms. | ❌ Why Not Others? | B — Boiling: Kills pathogens reliably; chlorination and filtration are alternatives. | C — Washing: Separate raw and cooked foods and wash hands. | D — Sunlight: Fortified foods, and vitamin D supplements prevent rickets. | ⚠️ Exam Trap: Read the exact question — the correct fact and its look-alike options are easy to interchange. | 💎 PNC Pearl: Autoclaving (steam under pressure) → Autoclaving at 121 C/15 psi kills all microorganisms</w:t>
       </w:r>
     </w:p>
     <w:p>
@@ -1789,7 +1789,7 @@
     </w:p>
     <w:p>
       <w:r>
-        <w:t>Solution: The thrill indicates a functioning fistula.</w:t>
+        <w:t>Solution: ✅ Correct Answer: A. Protect the arm and feel for the thrill | 🧠 Clinical Rationale: The thrill indicates a functioning fistula. | ❌ Why Not Others? | B — Use the arm for BP: not the appropriate nursing action here | C — Sleep on the arm: not the appropriate nursing action here | D — Ignore the site: not the appropriate nursing action here | ⚠️ Exam Trap: Don’t confuse "Protect the arm and feel for the thrill" with "Use the arm for BP" — they look alike and are easy to interchange. | 💎 PNC Pearl: Protect the arm and feel for the thrill → The thrill indicates a functioning fistula</w:t>
       </w:r>
     </w:p>
     <w:p>
@@ -1834,7 +1834,7 @@
     </w:p>
     <w:p>
       <w:r>
-        <w:t>Solution: The pineal gland regulates the sleep-wake cycle.</w:t>
+        <w:t>Solution: ✅ Correct Answer: A. Pineal gland | 🧠 Clinical Rationale: The pineal gland regulates the sleep-wake cycle. | ❌ Why Not Others? | B — Pituitary: The pituitary controls other endocrine glands. | C — Thyroid: Thyroid = Uncontrolled hyperthyroidism | D — Adrenal: Chronic steroids suppress the HPA axis and cause bone loss and infections; taper slowly. | ⚠️ Exam Trap: Read the exact question — the correct fact and its look-alike options are easy to interchange. | 💎 PNC Pearl: Pineal gland → regulates the sleep-wake cycle</w:t>
       </w:r>
     </w:p>
     <w:p>
@@ -1879,7 +1879,7 @@
     </w:p>
     <w:p>
       <w:r>
-        <w:t>Solution: Flipped classrooms use class time for active learning.</w:t>
+        <w:t>Solution: ✅ Correct Answer: A. Students learn content before class and apply it in class | 🧠 Clinical Rationale: Flipped classrooms use class time for active learning. | ❌ Why Not Others? | B — Teachers lecture more: not the appropriate nursing action here | C — No homework: not the appropriate nursing action here | D — Longer classes: not the appropriate nursing action here | ⚠️ Exam Trap: Read the exact question — the correct fact and its look-alike options are easy to interchange. | 💎 PNC Pearl: Students learn content before class and apply it in class → Flipped classrooms use class time for active learning</w:t>
       </w:r>
     </w:p>
     <w:p>
@@ -1924,7 +1924,7 @@
     </w:p>
     <w:p>
       <w:r>
-        <w:t>Solution: Limit caffeine, especially in anxiety and insomnia.</w:t>
+        <w:t>Solution: ✅ Correct Answer: A. Excess caffeine stimulating arousal | 🧠 Clinical Rationale: Limit caffeine, especially in anxiety and insomnia. | ❌ Why Not Others? | B — Decaf: not the appropriate nursing action here | C — Diet: INH depletes B6; supplement to prevent neuropathy. | D — Exercise: Calcium, vitamin D, and fall prevention maintain bone health. | ⚠️ Exam Trap: Read the exact question — the correct fact and its look-alike options are easy to interchange. | 💎 PNC Pearl: Excess caffeine stimulating arousal → Limit caffeine, especially in anxiety and insomnia</w:t>
       </w:r>
     </w:p>
     <w:p>
@@ -1969,7 +1969,7 @@
     </w:p>
     <w:p>
       <w:r>
-        <w:t>Solution: Poor insight predicts non-adherence; assess honestly.</w:t>
+        <w:t>Solution: ✅ Correct Answer: A. The patient's awareness of illness and need for treatment | 🧠 Clinical Rationale: Poor insight predicts non-adherence; assess honestly. | ❌ Why Not Others? | B — Intelligence: CBHI publishes the annual National Health Profile. | C — Diet: INH depletes B6; supplement to prevent neuropathy. | D — Exercise: Calcium, vitamin D, and fall prevention maintain bone health. | ⚠️ Exam Trap: Read the exact question — the correct fact and its look-alike options are easy to interchange. | 💎 PNC Pearl: The patient's awareness of illness and need for treatment → Poor insight predicts non-adherence; assess honestly</w:t>
       </w:r>
     </w:p>
     <w:p>
@@ -2014,7 +2014,7 @@
     </w:p>
     <w:p>
       <w:r>
-        <w:t>Solution: Fertilisation occurs in the ampulla of the tube.</w:t>
+        <w:t>Solution: ✅ Correct Answer: A. Fallopian tube (ampulla) | 🧠 Clinical Rationale: Fertilisation occurs in the ampulla of the tube. | ❌ Why Not Others? | B — Ovary: Ovaries release oocytes during ovulation. | C — Uterus: Controlled cord traction only during a contraction with counter-pressure; pulling causes inversion/rupture. | D — Cervix: Chadwick's sign: cyanotic/bluish cervix and vagina due to increased vascularity (6–8 weeks). | ⚠️ Exam Trap: Read the exact question — the correct fact and its look-alike options are easy to interchange. | 💎 PNC Pearl: Fallopian tube (ampulla) → Fertilisation occurs in the ampulla of the tube</w:t>
       </w:r>
     </w:p>
     <w:p>
@@ -2059,7 +2059,7 @@
     </w:p>
     <w:p>
       <w:r>
-        <w:t>Solution: SpO2 estimates blood oxygen saturation.</w:t>
+        <w:t>Solution: ✅ Correct Answer: A. Peripheral Oxygen Saturation | 🧠 Clinical Rationale: SpO2 estimates blood oxygen saturation. | ❌ Why Not Others? | B — Specific Oxygen Percentage: not the appropriate nursing action here | C — Saturation Pressure of Oxygen: not the appropriate nursing action here | D — Systemic Oxygen Percentage: not the appropriate nursing action here | ⚠️ Exam Trap: Don’t confuse "Peripheral Oxygen Saturation" with "Saturation Pressure of Oxygen" — they look alike and are easy to interchange. | 💎 PNC Pearl: Peripheral Oxygen Saturation → SpO2 estimates blood oxygen saturation</w:t>
       </w:r>
     </w:p>
     <w:p>
@@ -2104,7 +2104,7 @@
     </w:p>
     <w:p>
       <w:r>
-        <w:t>Solution: Hydration status guides fluid replacement.</w:t>
+        <w:t>Solution: ✅ Correct Answer: A. Skin turgor, urine output, and vital signs | 🧠 Clinical Rationale: Hydration status guides fluid replacement. | ❌ Why Not Others? | B — Only appetite: not the appropriate nursing action here | C — Only sleep: not the appropriate nursing action here | D — Nothing: Never induce vomiting after hydrocarbon ingestion — aspiration pneumonia risk; obtain urgent care. | ⚠️ Exam Trap: Read the exact question — the correct fact and its look-alike options are easy to interchange. | 💎 PNC Pearl: Skin turgor, urine output, and vital signs → Hydration status guides fluid replacement</w:t>
       </w:r>
     </w:p>
     <w:p>
@@ -2149,7 +2149,7 @@
     </w:p>
     <w:p>
       <w:r>
-        <w:t>Solution: Directing guides and motivates staff toward goals.</w:t>
+        <w:t>Solution: ✅ Correct Answer: A. Leadership, supervision, and motivation | 🧠 Clinical Rationale: Directing guides and motivates staff toward goals. | ❌ Why Not Others? | B — Planning budgets: not the appropriate nursing action here | C — Designing wards: not the appropriate nursing action here | D — Stocking stores: not the appropriate nursing action here | ⚠️ Exam Trap: Read the exact question — the correct fact and its look-alike options are easy to interchange. | 💎 PNC Pearl: Leadership, supervision, and motivation → Directing guides and motivates staff toward goals</w:t>
       </w:r>
     </w:p>
     <w:p>
@@ -2194,7 +2194,7 @@
     </w:p>
     <w:p>
       <w:r>
-        <w:t>Solution: Income, education, and occupation shape health outcomes.</w:t>
+        <w:t>Solution: ✅ Correct Answer: A. Socioeconomic status and education | 🧠 Clinical Rationale: Income, education, and occupation shape health outcomes. | ❌ Why Not Others? | B — Genetics: Diet and heredity drive LDL; statins and lifestyle lower it. | C — Climate: NMSA promotes sustainable agriculture. | D — Luck: not the appropriate nursing action here | ⚠️ Exam Trap: Read the exact question — the correct fact and its look-alike options are easy to interchange. | 💎 PNC Pearl: Socioeconomic status and education → Income, education, and occupation shape health outcomes</w:t>
       </w:r>
     </w:p>
     <w:p>
@@ -2239,7 +2239,7 @@
     </w:p>
     <w:p>
       <w:r>
-        <w:t>Solution: Peer workers complement professional care.</w:t>
+        <w:t>Solution: ✅ Correct Answer: A. Shared experience inspiring hope | 🧠 Clinical Rationale: Peer workers complement professional care. | ❌ Why Not Others? | B — Clinical advice: not the appropriate nursing action here | C — Diet: INH depletes B6; supplement to prevent neuropathy. | D — Exercise: Calcium, vitamin D, and fall prevention maintain bone health. | ⚠️ Exam Trap: Read the exact question — the correct fact and its look-alike options are easy to interchange. | 💎 PNC Pearl: Shared experience inspiring hope → Peer workers complement professional care</w:t>
       </w:r>
     </w:p>
     <w:p>
@@ -2284,7 +2284,7 @@
     </w:p>
     <w:p>
       <w:r>
-        <w:t>Solution: Hypertension, haemorrhage, and infection cause most stillbirths.</w:t>
+        <w:t>Solution: ✅ Correct Answer: A. Obstetric complications (pre-eclampsia, haemorrhage, infection) | 🧠 Clinical Rationale: Hypertension, haemorrhage, and infection cause most stillbirths. | ❌ Why Not Others? | B — Genetic testing: not the appropriate nursing action here | C — Trauma: Birth trauma, episiotomy pain, and epidurals impair bladder sensation; monitor voiding closely. | D — Diet: INH depletes B6; supplement to prevent neuropathy. | ⚠️ Exam Trap: Read the exact question — the correct fact and its look-alike options are easy to interchange. | 💎 PNC Pearl: Obstetric complications (pre-eclampsia, haemorrhage, infection) → Hypertension, haemorrhage, and infection cause most stillbirths</w:t>
       </w:r>
     </w:p>
     <w:p>
@@ -2329,7 +2329,7 @@
     </w:p>
     <w:p>
       <w:r>
-        <w:t>Solution: The lower sac avoids the sensitive cornea.</w:t>
+        <w:t>Solution: ✅ Correct Answer: A. Instilling into the lower conjunctival sac | 🧠 Clinical Rationale: The lower sac avoids the sensitive cornea. | ❌ Why Not Others? | B — Dropping on the cornea: not the appropriate nursing action here | C — Into the ear: not the appropriate nursing action here | D — On the eyelid: not the appropriate nursing action here | ⚠️ Exam Trap: Don’t confuse "Instilling into the lower conjunctival sac" with "Into the ear" — they look alike and are easy to interchange. | 💎 PNC Pearl: Instilling into the lower conjunctival sac → The lower sac avoids the sensitive cornea</w:t>
       </w:r>
     </w:p>
     <w:p>
@@ -2374,7 +2374,7 @@
     </w:p>
     <w:p>
       <w:r>
-        <w:t>Solution: Scrub typhus causes fever with eschar; doxycycline treats it.</w:t>
+        <w:t>Solution: ✅ Correct Answer: A. Orientia tsutsugamushi from mite bites | 🧠 Clinical Rationale: Scrub typhus causes fever with eschar; doxycycline treats it. | ❌ Why Not Others? | B — Rickettsia prowazekii: Louse-borne typhus is caused by R. prowazekii. | C — Salmonella: Bacterial toxins and contamination cause most outbreaks; safe handling prevents them. | D — Leptospira: Severe leptospirosis (Weil) causes jaundice, bleeding, and renal failure. | ⚠️ Exam Trap: Read the exact question — the correct fact and its look-alike options are easy to interchange. | 💎 PNC Pearl: Scrub typhus causes fever with eschar; doxycycline treats it.</w:t>
       </w:r>
     </w:p>
     <w:p>
@@ -2419,7 +2419,7 @@
     </w:p>
     <w:p>
       <w:r>
-        <w:t>Solution: Kick counts: at least 10 movements in 2 hours; fewer warrant urgent evaluation.</w:t>
+        <w:t>Solution: ✅ Correct Answer: A. Daily, expecting at least 10 movements in 2 hours | 🧠 Clinical Rationale: Kick counts: at least 10 movements in 2 hours; fewer warrant urgent evaluation. | ❌ Why Not Others? | B — Once a month: not the appropriate nursing action here | C — Only at night: not the appropriate nursing action here | D — Never: Crushing SR/ER tablets causes dose dumping. | ⚠️ Exam Trap: Read the exact question — the correct fact and its look-alike options are easy to interchange. | 💎 PNC Pearl: Daily, expecting at least 10 movements in 2 hours → Kick counts: at least 10 movements in 2 hours; fewer warrant urgent evaluation</w:t>
       </w:r>
     </w:p>
     <w:p>
@@ -2464,7 +2464,7 @@
     </w:p>
     <w:p>
       <w:r>
-        <w:t>Solution: Filters (e.g., 0.22 µm) sterilise heat-sensitive fluids.</w:t>
+        <w:t>Solution: ✅ Correct Answer: A. Filtration | 🧠 Clinical Rationale: Filters (e.g., 0.22 µm) sterilise heat-sensitive fluids. | ❌ Why Not Others? | B — Boiling: Kills pathogens reliably; chlorination and filtration are alternatives. | C — Autoclaving: Treat infectious waste before final disposal. | D — Fumigation: not the appropriate nursing action here | ⚠️ Exam Trap: Read the exact question — the correct fact and its look-alike options are easy to interchange. | 💎 PNC Pearl: Filtration → Filters (e.g., 0.22 µm) sterilise heat-sensitive fluids</w:t>
       </w:r>
     </w:p>
     <w:p>
@@ -2509,7 +2509,7 @@
     </w:p>
     <w:p>
       <w:r>
-        <w:t>Solution: Rheumatic fever follows strep throat; penicillin prevents recurrence.</w:t>
+        <w:t>Solution: ✅ Correct Answer: A. Group A streptococcal infection | 🧠 Clinical Rationale: Rheumatic fever follows strep throat; penicillin prevents recurrence. | ❌ Why Not Others? | B — Staphylococcus: Keep the cord clean and dry; treat cellulitis with antibiotics. | C — Pneumococcus: not the appropriate nursing action here | D — Virus: Chikungunya causes fever and severe joint pain; treat symptomatically. | ⚠️ Exam Trap: Read the exact question — the correct fact and its look-alike options are easy to interchange. | 💎 PNC Pearl: Group A streptococcal infection → Rheumatic fever follows strep throat; penicillin prevents recurrence</w:t>
       </w:r>
     </w:p>
     <w:p>
@@ -2554,7 +2554,7 @@
     </w:p>
     <w:p>
       <w:r>
-        <w:t>Solution: Supportive, non-judgemental care improves outcomes.</w:t>
+        <w:t>Solution: ✅ Correct Answer: A. Affirming care with psychological support | 🧠 Clinical Rationale: Supportive, non-judgemental care improves outcomes. | ❌ Why Not Others? | B — Conversion therapy always: not the appropriate nursing action here | C — Diet: INH depletes B6; supplement to prevent neuropathy. | D — Exercise: Calcium, vitamin D, and fall prevention maintain bone health. | ⚠️ Exam Trap: Read the exact question — the correct fact and its look-alike options are easy to interchange. | 💎 PNC Pearl: Affirming care with psychological support → Supportive, non-judgemental care improves outcomes</w:t>
       </w:r>
     </w:p>
     <w:p>
@@ -2599,7 +2599,7 @@
     </w:p>
     <w:p>
       <w:r>
-        <w:t>Solution: Vaccinate after any animal bite and complete the course.</w:t>
+        <w:t>Solution: ✅ Correct Answer: A. No post-exposure prophylaxis | 🧠 Clinical Rationale: Vaccinate after any animal bite and complete the course. | ❌ Why Not Others? | B — Vaccine reaction: not the appropriate nursing action here | C — Diet: INH depletes B6; supplement to prevent neuropathy. | D — Exercise: Calcium, vitamin D, and fall prevention maintain bone health. | ⚠️ Exam Trap: Read the exact question — the correct fact and its look-alike options are easy to interchange. | 💎 PNC Pearl: No post-exposure prophylaxis → Vaccinate after any animal bite and complete the course</w:t>
       </w:r>
     </w:p>
     <w:p>
@@ -2644,7 +2644,7 @@
     </w:p>
     <w:p>
       <w:r>
-        <w:t>Solution: Promote healthy body image and balanced eating.</w:t>
+        <w:t>Solution: ✅ Correct Answer: A. Body image pressure and dieting | 🧠 Clinical Rationale: Promote healthy body image and balanced eating. | ❌ Why Not Others? | B — Diet: INH depletes B6; supplement to prevent neuropathy. | C — Climate: NMSA promotes sustainable agriculture. | D — Genetics: Diet and heredity drive LDL; statins and lifestyle lower it. | ⚠️ Exam Trap: Don’t confuse "Body image pressure and dieting" with "Diet" — they look alike and are easy to interchange. | 💎 PNC Pearl: Body image pressure and dieting → Promote healthy body image and balanced eating</w:t>
       </w:r>
     </w:p>
     <w:p>
@@ -2689,7 +2689,7 @@
     </w:p>
     <w:p>
       <w:r>
-        <w:t>Solution: Digoxin levels of 0.5–2.0 ng/ml are therapeutic; above 2.0 toxic.</w:t>
+        <w:t>Solution: ✅ Correct Answer: A. 0.5–2.0 ng/ml | 🧠 Clinical Rationale: Digoxin levels of 0.5–2.0 ng/ml are therapeutic; above 2.0 toxic. | ❌ Why Not Others? | B — 5–10 ng/ml: not the appropriate nursing action here | C — 10–20 mcg/ml: Theophylline is therapeutic at 10–20 mcg/ml. | D — 0.1–0.2 ng/ml: not the appropriate nursing action here | ⚠️ Exam Trap: Read the exact question — the correct fact and its look-alike options are easy to interchange. | 💎 PNC Pearl: 0.5–2.0 ng/ml → Digoxin levels of are therapeutic; above 2.0 toxic</w:t>
       </w:r>
     </w:p>
     <w:p>
@@ -2734,7 +2734,7 @@
     </w:p>
     <w:p>
       <w:r>
-        <w:t>Solution: Systematic sampling uses a fixed interval from a random start.</w:t>
+        <w:t>Solution: ✅ Correct Answer: A. Taking every kth member of the population | 🧠 Clinical Rationale: Systematic sampling uses a fixed interval from a random start. | ❌ Why Not Others? | B — Random lottery: not the appropriate nursing action here | C — Convenience: Convenience = Non-probability sampling | D — Snowballing: not the appropriate nursing action here | ⚠️ Exam Trap: Read the exact question — the correct fact and its look-alike options are easy to interchange. | 💎 PNC Pearl: Taking every kth member of the population → Systematic sampling uses a fixed interval from a random start</w:t>
       </w:r>
     </w:p>
     <w:p>
@@ -2779,7 +2779,7 @@
     </w:p>
     <w:p>
       <w:r>
-        <w:t>Solution: The skin synthesizes vitamin D with sunlight.</w:t>
+        <w:t>Solution: ✅ Correct Answer: A. Sunshine vitamin | 🧠 Clinical Rationale: The skin synthesizes vitamin D with sunlight. | ❌ Why Not Others? | B — Anti-beriberi vitamin: not the appropriate nursing action here | C — Anti-scurvy vitamin: not the appropriate nursing action here | D — B vitamin: not the appropriate nursing action here | ⚠️ Exam Trap: Read the exact question — the correct fact and its look-alike options are easy to interchange. | 💎 PNC Pearl: Sunshine vitamin → The skin synthesizes vitamin D with sunlight</w:t>
       </w:r>
     </w:p>
     <w:p>
@@ -2824,7 +2824,7 @@
     </w:p>
     <w:p>
       <w:r>
-        <w:t>Solution: Steady head control develops by 3-4 months; earlier, the head needs support.</w:t>
+        <w:t>Solution: ✅ Correct Answer: A. 3-4 months | 🧠 Clinical Rationale: Steady head control develops by 3-4 months; earlier, the head needs support. | ❌ Why Not Others? | B — 1 month: Acute stress disorder becomes PTSD if symptoms persist beyond 4 weeks. | C — 6 months: Exclusive breastfeeding for the first 6 months is WHO-recommended. | D — 8 months: The lower central incisors erupt first at about 6-8 months; 20 deciduous teeth by 2.5-3 years. | ⚠️ Exam Trap: Read the exact question — the correct fact and its look-alike options are easy to interchange. | 💎 PNC Pearl: 3-4 months → Steady head control develops by ; earlier, the head needs support</w:t>
       </w:r>
     </w:p>
     <w:p>
@@ -2869,7 +2869,7 @@
     </w:p>
     <w:p>
       <w:r>
-        <w:t>Solution: Foul odour suggests infection.</w:t>
+        <w:t>Solution: ✅ Correct Answer: A. Infection | 🧠 Clinical Rationale: Foul odour suggests infection. | ❌ Why Not Others? | B — Normal healing: not the appropriate nursing action here | C — Drying: Salting, and pickling are traditional preservations. | D — No problem: not the appropriate nursing action here | ⚠️ Exam Trap: Read the exact question — the correct fact and its look-alike options are easy to interchange. | 💎 PNC Pearl: Infection → Foul odour suggests</w:t>
       </w:r>
     </w:p>
     <w:p>
@@ -2914,7 +2914,7 @@
     </w:p>
     <w:p>
       <w:r>
-        <w:t>Solution: Potassium chloride is never given by IV push; it is diluted and infused slowly to prevent fatal arrhythmias.</w:t>
+        <w:t>Solution: ✅ Correct Answer: A. Potassium chloride | 🧠 Clinical Rationale: Potassium chloride is never given by IV push; it is diluted and infused slowly to prevent fatal arrhythmias. | ❌ Why Not Others? | B — Normal saline: Only normal saline is compatible with blood; dextrose and lactated Ringer's can cause haemolysis or clotting. | C — Vitamin B complex: not the appropriate nursing action here | D — Magnesium sulphate slow infusion: not the appropriate nursing action here | ⚠️ Exam Trap: Read the exact question — the correct fact and its look-alike options are easy to interchange. | 💎 PNC Pearl: Potassium chloride → never given by IV push; it is diluted and infused slowly to prevent fatal arrhythmias</w:t>
       </w:r>
     </w:p>
     <w:p>
@@ -2959,7 +2959,7 @@
     </w:p>
     <w:p>
       <w:r>
-        <w:t>Solution: The eardrum vibrates with sound waves.</w:t>
+        <w:t>Solution: ✅ Correct Answer: A. Eardrum | 🧠 Clinical Rationale: The eardrum vibrates with sound waves. | ❌ Why Not Others? | B — Cochlea: The cochlea converts vibrations to nerve impulses. | C — Ear canal: Adults' canals straighten with upward-backward traction. | D — Eustachian tube: Short horizontal eustachian tubes in children favour middle-ear infection. | ⚠️ Exam Trap: Read the exact question — the correct fact and its look-alike options are easy to interchange. | 💎 PNC Pearl: Eardrum → vibrates with sound waves</w:t>
       </w:r>
     </w:p>
     <w:p>
@@ -3004,7 +3004,7 @@
     </w:p>
     <w:p>
       <w:r>
-        <w:t>Solution: Excess thyroxine causes tachycardia and angina risk.</w:t>
+        <w:t>Solution: ✅ Correct Answer: A. Palpitations and chest pain (over-replacement) | 🧠 Clinical Rationale: Excess thyroxine causes tachycardia and angina risk. | ❌ Why Not Others? | B — Hypoglycaemia: Insulin secretagogues cause hypoglycaemia, especially with missed meals or renal impairment. | C — Bradycardia only: not the appropriate nursing action here | D — Weight gain: Low metabolism causes cold intolerance, weight gain, and bradycardia. | ⚠️ Exam Trap: Read the exact question — the correct fact and its look-alike options are easy to interchange. | 💎 PNC Pearl: Palpitations and chest pain (over-replacement) → Excess thyroxine causes tachycardia and angina risk</w:t>
       </w:r>
     </w:p>
     <w:p>
@@ -3049,7 +3049,7 @@
     </w:p>
     <w:p>
       <w:r>
-        <w:t>Solution: Pressure injury care includes nutrition.</w:t>
+        <w:t>Solution: ✅ Correct Answer: A. Wound status, infection, and nutrition | 🧠 Clinical Rationale: Pressure injury care includes nutrition. | ❌ Why Not Others? | B — Only appetite: not the appropriate nursing action here | C — Only sleep: not the appropriate nursing action here | D — Nothing: Never induce vomiting after hydrocarbon ingestion — aspiration pneumonia risk; obtain urgent care. | ⚠️ Exam Trap: Read the exact question — the correct fact and its look-alike options are easy to interchange. | 💎 PNC Pearl: Wound status, infection, and nutrition → Pressure injury care includes nutrition</w:t>
       </w:r>
     </w:p>
     <w:p>
@@ -3094,7 +3094,7 @@
     </w:p>
     <w:p>
       <w:r>
-        <w:t>Solution: Limited sun, dark skin, and veiling cause deficiency.</w:t>
+        <w:t>Solution: ✅ Correct Answer: A. Inadequate sunlight exposure | 🧠 Clinical Rationale: Limited sun, dark skin, and veiling cause deficiency. | ❌ Why Not Others? | B — Excess sun: not the appropriate nursing action here | C — Diet only: not the appropriate nursing action here | D — Genetics: Diet and heredity drive LDL; statins and lifestyle lower it. | ⚠️ Exam Trap: Read the exact question — the correct fact and its look-alike options are easy to interchange. | 💎 PNC Pearl: Inadequate sunlight exposure → Limited sun, dark skin, and veiling cause deficiency</w:t>
       </w:r>
     </w:p>
     <w:p>
@@ -3139,7 +3139,7 @@
     </w:p>
     <w:p>
       <w:r>
-        <w:t>Solution: Warmth and positioning ease ischaemic pain.</w:t>
+        <w:t>Solution: ✅ Correct Answer: A. Promote circulation with dependent positioning and warmth | 🧠 Clinical Rationale: Warmth and positioning ease ischaemic pain. | ❌ Why Not Others? | B — Cool the limbs: not the appropriate nursing action here | C — Raise the head only: not the appropriate nursing action here | D — Restrict movement: not the appropriate nursing action here | ⚠️ Exam Trap: Read the exact question — the correct fact and its look-alike options are easy to interchange. | 💎 PNC Pearl: Promote circulation with dependent positioning and warmth → Warmth and positioning ease ischaemic pain</w:t>
       </w:r>
     </w:p>
     <w:p>
@@ -3184,7 +3184,7 @@
     </w:p>
     <w:p>
       <w:r>
-        <w:t>Solution: Silent expulsion leaves a woman unprotected; check strings and follow up.</w:t>
+        <w:t>Solution: ✅ Correct Answer: A. Expulsion or displacement without detection | 🧠 Clinical Rationale: Silent expulsion leaves a woman unprotected; check strings and follow up. | ❌ Why Not Others? | B — Method failure always: not the appropriate nursing action here | C — Diet: INH depletes B6; supplement to prevent neuropathy. | D — Exercise: Calcium, vitamin D, and fall prevention maintain bone health. | ⚠️ Exam Trap: Read the exact question — the correct fact and its look-alike options are easy to interchange. | 💎 PNC Pearl: Expulsion or displacement without detection → Silent expulsion leaves a woman unprotected; check strings and follow up</w:t>
       </w:r>
     </w:p>
     <w:p>
@@ -3229,7 +3229,7 @@
     </w:p>
     <w:p>
       <w:r>
-        <w:t>Solution: Crackles indicate excess lung fluid.</w:t>
+        <w:t>Solution: ✅ Correct Answer: A. Fluid overload (pulmonary oedema) | 🧠 Clinical Rationale: Crackles indicate excess lung fluid. | ❌ Why Not Others? | B — Normal recovery: not the appropriate nursing action here | C — Allergy: Screening prevents anaphylaxis; also send cultures before starting therapy. | D — Infection: Loss of immunoglobulins predisposes to peritonitis and cellulitis; also watch thrombosis. | ⚠️ Exam Trap: Read the exact question — the correct fact and its look-alike options are easy to interchange. | 💎 PNC Pearl: Fluid overload (pulmonary oedema) → Crackles indicate excess lung fluid</w:t>
       </w:r>
     </w:p>
     <w:p>
@@ -3274,7 +3274,7 @@
     </w:p>
     <w:p>
       <w:r>
-        <w:t>Solution: Iodine deficiency causes cretinism and goitre; iodized salt prevents it.</w:t>
+        <w:t>Solution: ✅ Correct Answer: A. Iodine deficiency | 🧠 Clinical Rationale: Iodine deficiency causes cretinism and goitre; iodized salt prevents it. | ❌ Why Not Others? | B — Iron deficiency: Iron supplementation, deworming, and dietary diversity prevent it. | C — Zinc deficiency: Assess medications and zinc in elderly taste loss. | D — Calcium deficiency: Osteomalacia causes bone pain and fractures. | ⚠️ Exam Trap: Read the exact question — the correct fact and its look-alike options are easy to interchange. | 💎 PNC Pearl: Iodine deficiency causes cretinism and goitre; iodized salt prevents it.</w:t>
       </w:r>
     </w:p>
     <w:p>
@@ -3319,7 +3319,7 @@
     </w:p>
     <w:p>
       <w:r>
-        <w:t>Solution: CJD causes rapidly progressive dementia; no cure exists.</w:t>
+        <w:t>Solution: ✅ Correct Answer: A. Creutzfeldt-Jakob disease | 🧠 Clinical Rationale: CJD causes rapidly progressive dementia; no cure exists. | ❌ Why Not Others? | B — Kuru only: not the appropriate nursing action here | C — Gerstmann only: not the appropriate nursing action here | D — Scrapie: not the appropriate nursing action here | ⚠️ Exam Trap: Read the exact question — the correct fact and its look-alike options are easy to interchange. | 💎 PNC Pearl: Creutzfeldt-Jakob disease → CJD causes rapidly progressive dementia; no cure exists</w:t>
       </w:r>
     </w:p>
     <w:p>
@@ -3364,7 +3364,7 @@
     </w:p>
     <w:p>
       <w:r>
-        <w:t>Solution: Mitosis produces two identical daughter cells.</w:t>
+        <w:t>Solution: ✅ Correct Answer: A. Mitosis | 🧠 Clinical Rationale: Mitosis produces two identical daughter cells. | ❌ Why Not Others? | B — Meiosis: not the appropriate nursing action here | C — Fertilization: Copper IUCDs are spermicidal and prevent fertilization; they do not interrupt an established pregnancy. | D — Diffusion: Thin, flat simple squamous cells allow rapid diffusion and filtration, lining alveoli and blood vessels. | ⚠️ Exam Trap: Read the exact question — the correct fact and its look-alike options are easy to interchange. | 💎 PNC Pearl: Mitosis → produces two identical daughter cells</w:t>
       </w:r>
     </w:p>
     <w:p>
@@ -3409,7 +3409,7 @@
     </w:p>
     <w:p>
       <w:r>
-        <w:t>Solution: Absent/reversed diastolic flow indicates severe placental insufficiency and foetal risk.</w:t>
+        <w:t>Solution: ✅ Correct Answer: A. Absent or reversed end-diastolic flow in the umbilical artery | 🧠 Clinical Rationale: Absent/reversed diastolic flow indicates severe placental insufficiency and foetal risk. | ❌ Why Not Others? | B — High velocity only: not the appropriate nursing action here | C — Normal flow: not the appropriate nursing action here | D — Low resistance: not the appropriate nursing action here | ⚠️ Exam Trap: Read the exact question — the correct fact and its look-alike options are easy to interchange. | 💎 PNC Pearl: Absent or reversed end-diastolic flow in the umbilical artery → Absent/reversed diastolic flow indicates severe placental insufficiency and foetal risk</w:t>
       </w:r>
     </w:p>
     <w:p>
@@ -3454,7 +3454,7 @@
     </w:p>
     <w:p>
       <w:r>
-        <w:t>Solution: Emboli from the heart (AF, MI) lodge at bifurcations causing acute ischaemia (6 Ps).</w:t>
+        <w:t>Solution: ✅ Correct Answer: A. Embolism (usually cardiac origin) | 🧠 Clinical Rationale: Emboli from the heart (AF, MI) lodge at bifurcations causing acute ischaemia (6 Ps). | ❌ Why Not Others? | B — Vasculitis: not the appropriate nursing action here | C — Spasm: not the appropriate nursing action here | D — Compression: Of the cord and reduced placental flow cause decelerations and hypoxia. | ⚠️ Exam Trap: Read the exact question — the correct fact and its look-alike options are easy to interchange. | 💎 PNC Pearl: Embolism (usually cardiac origin) → Emboli from the heart (AF, MI) lodge at bifurcations causing acute ischaemia (6 Ps)</w:t>
       </w:r>
     </w:p>
     <w:p>
@@ -3499,7 +3499,7 @@
     </w:p>
     <w:p>
       <w:r>
-        <w:t>Solution: Half-life determines dosing intervals.</w:t>
+        <w:t>Solution: ✅ Correct Answer: A. The time for its plasma concentration to fall by half | 🧠 Clinical Rationale: Half-life determines dosing intervals. | ❌ Why Not Others? | B — Its full effect time: not the appropriate nursing action here | C — The expiry date: not the appropriate nursing action here | D — Its cost: not the appropriate nursing action here | ⚠️ Exam Trap: Don’t confuse "The time for its plasma concentration to fall by half" with "Its full effect time" — they look alike and are easy to interchange. | 💎 PNC Pearl: The time for its plasma concentration to fall by half → Half-life determines dosing intervals</w:t>
       </w:r>
     </w:p>
     <w:p>
@@ -3544,7 +3544,7 @@
     </w:p>
     <w:p>
       <w:r>
-        <w:t>Solution: Trochanter rolls keep the hips from rotating outward.</w:t>
+        <w:t>Solution: ✅ Correct Answer: A. Prevent external rotation of the hip | 🧠 Clinical Rationale: Trochanter rolls keep the hips from rotating outward. | ❌ Why Not Others? | B — Support the neck: not the appropriate nursing action here | C — Raise the legs: not the appropriate nursing action here | D — Cool the skin: not the appropriate nursing action here | ⚠️ Exam Trap: Read the exact question — the correct fact and its look-alike options are easy to interchange. | 💎 PNC Pearl: Prevent external rotation of the hip → Trochanter rolls keep the hips from rotating outward</w:t>
       </w:r>
     </w:p>
     <w:p>
@@ -3589,7 +3589,7 @@
     </w:p>
     <w:p>
       <w:r>
-        <w:t>Solution: Early ART and co-trimoxazole prevent AIDS deaths.</w:t>
+        <w:t>Solution: ✅ Correct Answer: A. Opportunistic infections without ART | 🧠 Clinical Rationale: Early ART and co-trimoxazole prevent AIDS deaths. | ❌ Why Not Others? | B — Diet: INH depletes B6; supplement to prevent neuropathy. | C — Exercise: Calcium, vitamin D, and fall prevention maintain bone health. | D — Vaccination: Absence of a scar does not mean no protection; check vaccination records. | ⚠️ Exam Trap: Read the exact question — the correct fact and its look-alike options are easy to interchange. | 💎 PNC Pearl: Opportunistic infections without ART → Early ART and co-trimoxazole prevent AIDS deaths</w:t>
       </w:r>
     </w:p>
     <w:p>
@@ -3634,7 +3634,7 @@
     </w:p>
     <w:p>
       <w:r>
-        <w:t>Solution: Haemolytic anaemia leads to hydrops and death; monitor MCA Doppler and transfuse if needed.</w:t>
+        <w:t>Solution: ✅ Correct Answer: A. Severe foetal anaemia and hydrops | 🧠 Clinical Rationale: Haemolytic anaemia leads to hydrops and death; monitor MCA Doppler and transfuse if needed. | ❌ Why Not Others? | B — Cord knot: not the appropriate nursing action here | C — Diet: INH depletes B6; supplement to prevent neuropathy. | D — Exercise: Calcium, vitamin D, and fall prevention maintain bone health. | ⚠️ Exam Trap: Read the exact question — the correct fact and its look-alike options are easy to interchange. | 💎 PNC Pearl: Severe foetal anaemia and hydrops → Haemolytic anaemia leads to hydrops and death; monitor MCA Doppler and transfuse if needed</w:t>
       </w:r>
     </w:p>
     <w:p>
@@ -3679,7 +3679,7 @@
     </w:p>
     <w:p>
       <w:r>
-        <w:t>Solution: Genetics and perinatal events matter; vaccines do not cause autism.</w:t>
+        <w:t>Solution: ✅ Correct Answer: A. Genetic and perinatal factors | 🧠 Clinical Rationale: Genetics and perinatal events matter; vaccines do not cause autism. | ❌ Why Not Others? | B — Vaccination always: not the appropriate nursing action here | C — Diet: INH depletes B6; supplement to prevent neuropathy. | D — Exercise: Calcium, vitamin D, and fall prevention maintain bone health. | ⚠️ Exam Trap: Read the exact question — the correct fact and its look-alike options are easy to interchange. | 💎 PNC Pearl: Genetic and perinatal factors → Genetics and perinatal events matter; vaccines do not cause autism</w:t>
       </w:r>
     </w:p>
     <w:p>
@@ -3724,7 +3724,7 @@
     </w:p>
     <w:p>
       <w:r>
-        <w:t>Solution: Skeletal (striated voluntary), cardiac, and smooth muscle.</w:t>
+        <w:t>Solution: ✅ Correct Answer: A. Skeletal, cardiac, and smooth | 🧠 Clinical Rationale: Skeletal (striated voluntary), cardiac, and smooth muscle. | ❌ Why Not Others? | B — Voluntary, strong, and weak: not the appropriate nursing action here | C — Red, white, and pink: not the appropriate nursing action here | D — Long, short, and round: not the appropriate nursing action here | ⚠️ Exam Trap: Read the exact question — the correct fact and its look-alike options are easy to interchange. | 💎 PNC Pearl: Skeletal, cardiac, and smooth → Skeletal (striated voluntary), cardiac, and smooth muscle</w:t>
       </w:r>
     </w:p>
     <w:p>
@@ -3769,7 +3769,7 @@
     </w:p>
     <w:p>
       <w:r>
-        <w:t>Solution: Complete I/O records include all intake sources.</w:t>
+        <w:t>Solution: ✅ Correct Answer: A. Oral fluids, IV fluids, and feeds | 🧠 Clinical Rationale: Complete I/O records include all intake sources. | ❌ Why Not Others? | B — Only water: not the appropriate nursing action here | C — Only tea: not the appropriate nursing action here | D — Nothing: Never induce vomiting after hydrocarbon ingestion — aspiration pneumonia risk; obtain urgent care. | ⚠️ Exam Trap: Read the exact question — the correct fact and its look-alike options are easy to interchange. | 💎 PNC Pearl: Oral fluids, IV fluids, and feeds → Complete I/O records include all intake sources</w:t>
       </w:r>
     </w:p>
     <w:p>
@@ -3814,7 +3814,7 @@
     </w:p>
     <w:p>
       <w:r>
-        <w:t>Solution: Recognize transference and maintain boundaries.</w:t>
+        <w:t>Solution: ✅ Correct Answer: A. Patient projecting past feelings onto the nurse | 🧠 Clinical Rationale: Recognize transference and maintain boundaries. | ❌ Why Not Others? | B — Nurse's feelings: not the appropriate nursing action here | C — Diet: INH depletes B6; supplement to prevent neuropathy. | D — Exercise: Calcium, vitamin D, and fall prevention maintain bone health. | ⚠️ Exam Trap: Don’t confuse "Patient projecting past feelings onto the nurse" with "Nurse's feelings" — they look alike and are easy to interchange. | 💎 PNC Pearl: Patient projecting past feelings onto the nurse → Recognize transference and maintain boundaries</w:t>
       </w:r>
     </w:p>
     <w:p>
@@ -3859,7 +3859,7 @@
     </w:p>
     <w:p>
       <w:r>
-        <w:t>Solution: Paracetamol in excess is hepatotoxic.</w:t>
+        <w:t>Solution: ✅ Correct Answer: A. Paracetamol overdose | 🧠 Clinical Rationale: Paracetamol in excess is hepatotoxic. | ❌ Why Not Others? | B — Aspirin always: not the appropriate nursing action here | C — Antacids: Chelate fluoroquinolones, reducing absorption. | D — Vitamins: Fortified salt, wheat, rice, and oil address hidden hunger. | ⚠️ Exam Trap: Read the exact question — the correct fact and its look-alike options are easy to interchange. | 💎 PNC Pearl: Paracetamol overdose → Paracetamol in excess is hepatotoxic</w:t>
       </w:r>
     </w:p>
     <w:p>
@@ -3904,7 +3904,7 @@
     </w:p>
     <w:p>
       <w:r>
-        <w:t>Solution: Thyroid hormones control metabolism.</w:t>
+        <w:t>Solution: ✅ Correct Answer: A. Thyroxine (T4/T3) | 🧠 Clinical Rationale: Thyroid hormones control metabolism. | ❌ Why Not Others? | B — Insulin: Beta cells secrete insulin; alpha cells glucagon. | C — Cortisol: Cortisol = Adrenal cortex | D — Oestrogen: Growing follicles secrete oestrogen, which rebuilds the endometrium in the proliferative phase. | ⚠️ Exam Trap: Read the exact question — the correct fact and its look-alike options are easy to interchange. | 💎 PNC Pearl: Thyroxine (T4/T3) → Thyroid hormones control metabolism</w:t>
       </w:r>
     </w:p>
     <w:p>
@@ -3949,7 +3949,7 @@
     </w:p>
     <w:p>
       <w:r>
-        <w:t>Solution: Learning excludes changes from growth or fatigue.</w:t>
+        <w:t>Solution: ✅ Correct Answer: A. A relatively permanent change in behaviour from experience | 🧠 Clinical Rationale: Learning excludes changes from growth or fatigue. | ❌ Why Not Others? | B — Maturation: Enuresis alarm and desmopressin are effective; rule out UTI and diabetes. | C — Instinct: not the appropriate nursing action here | D — Reflex: Grimace scores reflex response to suction or tactile stimulation. | ⚠️ Exam Trap: Read the exact question — the correct fact and its look-alike options are easy to interchange. | 💎 PNC Pearl: A relatively permanent change in behaviour from experience → Learning excludes changes from growth or fatigue</w:t>
       </w:r>
     </w:p>
     <w:p>
@@ -3994,7 +3994,7 @@
     </w:p>
     <w:p>
       <w:r>
-        <w:t>Solution: Side-lying protects the airway.</w:t>
+        <w:t>Solution: ✅ Correct Answer: A. On the side (recovery position) | 🧠 Clinical Rationale: Side-lying protects the airway. | ❌ Why Not Others? | B — On the back with head down: not the appropriate nursing action here | C — Standing: Accurate height uses bare feet and a stadiometer. | D — Prone: IHIP provides case-based, real-time disease surveillance. | ⚠️ Exam Trap: Read the exact question — the correct fact and its look-alike options are easy to interchange. | 💎 PNC Pearl: On the side (recovery position) → Side-lying protects the airway</w:t>
       </w:r>
     </w:p>
     <w:p>
@@ -4039,7 +4039,7 @@
     </w:p>
     <w:p>
       <w:r>
-        <w:t>Solution: Triage directs resources to those who need them most urgently.</w:t>
+        <w:t>Solution: ✅ Correct Answer: A. Severity and urgency of need | 🧠 Clinical Rationale: Triage directs resources to those who need them most urgently. | ❌ Why Not Others? | B — Arrival order: not the appropriate nursing action here | C — Age: A high dependency ratio burdens the working population. | D — Wealth: not the appropriate nursing action here | ⚠️ Exam Trap: In priority questions, choose the immediate life-saving nursing action before notification, investigation, or documentation. | 🩺 Clinical Thinking: Recognize → Stabilize → Reassess → Escalate | 💎 PNC Pearl: Severity and urgency of need → Triage directs resources to those who need them most urgently</w:t>
       </w:r>
     </w:p>
     <w:p>
@@ -4084,7 +4084,7 @@
     </w:p>
     <w:p>
       <w:r>
-        <w:t>Solution: High-risk factors include previous LSCS, HTN, anaemia, diabetes, and multiple pregnancy.</w:t>
+        <w:t>Solution: ✅ Correct Answer: A. Normal singleton pregnancy | 🧠 Clinical Rationale: High-risk factors include previous LSCS, HTN, anaemia, diabetes, and multiple pregnancy. | ❌ Why Not Others? | B — Previous caesarean: a true statement, but the question asks EXCEPT | C — Hypertension: a true statement, but the question asks EXCEPT | D — Anaemia: a true statement, but the question asks EXCEPT | ⚠️ Exam Trap: EXCEPT question — the odd one out is the answer, not the true statements. | 💎 PNC Pearl: In EXCEPT questions, the odd one out is the answer.</w:t>
       </w:r>
     </w:p>
     <w:p>
@@ -4129,7 +4129,7 @@
     </w:p>
     <w:p>
       <w:r>
-        <w:t>Solution: Chest indrawing with fast breathing indicates severe pneumonia requiring urgent referral.</w:t>
+        <w:t>Solution: ✅ Correct Answer: A. Severe pneumonia (needs referral) | 🧠 Clinical Rationale: Chest indrawing with fast breathing indicates severe pneumonia requiring urgent referral. | ❌ Why Not Others? | B — Mild cough: Danger signs (unable to drink, convulsions, lethargy, vomiting everything, chest indrawing) need urgent ref... | C — Normal breathing: not the appropriate nursing action here | D — Asthma: Non-selective beta-blockade constricts airways; they are avoided in asthma. | ⚠️ Exam Trap: Read the exact question — the correct fact and its look-alike options are easy to interchange. | 💎 PNC Pearl: Severe pneumonia (needs referral) → Chest indrawing with fast breathing indicates severe pneumonia requiring urgent referral</w:t>
       </w:r>
     </w:p>
     <w:p>
@@ -4174,7 +4174,7 @@
     </w:p>
     <w:p>
       <w:r>
-        <w:t>Solution: Dakshata strengthens labour room and maternity care quality.</w:t>
+        <w:t>Solution: ✅ Correct Answer: A. Improving intrapartum care and reducing maternal/newborn deaths | 🧠 Clinical Rationale: Dakshata strengthens labour room and maternity care quality. | ❌ Why Not Others? | B — Only immunisation: not the appropriate nursing action here | C — Only family planning: not the appropriate nursing action here | D — Only nutrition: not the appropriate nursing action here | ⚠️ Exam Trap: Read the exact question — the correct fact and its look-alike options are easy to interchange. | 💎 PNC Pearl: Improving intrapartum care and reducing maternal/newborn deaths → Dakshata strengthens labour room and maternity care quality</w:t>
       </w:r>
     </w:p>
     <w:p>
@@ -4219,7 +4219,7 @@
     </w:p>
     <w:p>
       <w:r>
-        <w:t>Solution: TB patients receive Rs 500 monthly nutrition support.</w:t>
+        <w:t>Solution: ✅ Correct Answer: A. Rs 500 per month nutritional support to TB patients | 🧠 Clinical Rationale: TB patients receive Rs 500 monthly nutrition support. | ❌ Why Not Others? | B — Free housing: not the appropriate nursing action here | C — Loans: not the appropriate nursing action here | D — Pensions: PFRDA oversees pension funds (NPS). | ⚠️ Exam Trap: Read the exact question — the correct fact and its look-alike options are easy to interchange. | 💎 PNC Pearl: Rs 500 per month nutritional support to TB patients → TB patients receive Rs 500 monthly nutrition support</w:t>
       </w:r>
     </w:p>
     <w:p>
@@ -4264,7 +4264,7 @@
     </w:p>
     <w:p>
       <w:r>
-        <w:t>Solution: MAA promotes breastfeeding.</w:t>
+        <w:t>Solution: ✅ Correct Answer: A. Mother's Absolute Affection | 🧠 Clinical Rationale: MAA promotes breastfeeding. | ❌ Why Not Others? | B — Maternal and Adolescent Awareness: not the appropriate nursing action here | C — Mother and Child Advocacy Alliance: not the appropriate nursing action here | D — Maternity Assistance Allowance: not the appropriate nursing action here | ⚠️ Exam Trap: Read the exact question — the correct fact and its look-alike options are easy to interchange. | 💎 PNC Pearl: Mother's Absolute Affection → MAA promotes breastfeeding</w:t>
       </w:r>
     </w:p>
     <w:p>
@@ -4309,7 +4309,7 @@
     </w:p>
     <w:p>
       <w:r>
-        <w:t>Solution: PMSMA screens for high-risk conditions during pregnancy.</w:t>
+        <w:t>Solution: ✅ Correct Answer: A. Early detection of high-risk pregnancies | 🧠 Clinical Rationale: PMSMA screens for high-risk conditions during pregnancy. | ❌ Why Not Others? | B — Building hospitals: not the appropriate nursing action here | C — Training doctors: not the appropriate nursing action here | D — Free food: The 2020 package provided food and cash relief. | ⚠️ Exam Trap: Read the exact question — the correct fact and its look-alike options are easy to interchange. | 💎 PNC Pearl: Early detection of high-risk pregnancies → PMSMA screens for high-risk conditions during pregnancy</w:t>
       </w:r>
     </w:p>
     <w:p>
@@ -4354,7 +4354,7 @@
     </w:p>
     <w:p>
       <w:r>
-        <w:t>Solution: MCTS monitors pregnancy, delivery, and immunisation services.</w:t>
+        <w:t>Solution: ✅ Correct Answer: A. Track antenatal and immunisation services for mothers and children | 🧠 Clinical Rationale: MCTS monitors pregnancy, delivery, and immunisation services. | ❌ Why Not Others? | B — Track ambulance location: not the appropriate nursing action here | C — Track hospital beds: not the appropriate nursing action here | D — Track doctors: not the appropriate nursing action here | ⚠️ Exam Trap: Read the exact question — the correct fact and its look-alike options are easy to interchange. | 💎 PNC Pearl: Track antenatal and immunisation services for mothers and children → MCTS monitors pregnancy, delivery, and immunisation services</w:t>
       </w:r>
     </w:p>
     <w:p>
@@ -4399,7 +4399,7 @@
     </w:p>
     <w:p>
       <w:r>
-        <w:t>Solution: CES measures immunization coverage.</w:t>
+        <w:t>Solution: ✅ Correct Answer: A. Coverage Evaluation Survey | 🧠 Clinical Rationale: CES measures immunization coverage. | ❌ Why Not Others? | B — Community Evaluation System: not the appropriate nursing action here | C — Childhood Evaluation Study: not the appropriate nursing action here | D — Central Epidemiological Survey: not the appropriate nursing action here | ⚠️ Exam Trap: Read the exact question — the correct fact and its look-alike options are easy to interchange. | 💎 PNC Pearl: Coverage Evaluation Survey → CES measures immunization coverage</w:t>
       </w:r>
     </w:p>
     <w:p>
@@ -4444,7 +4444,7 @@
     </w:p>
     <w:p>
       <w:r>
-        <w:t>Solution: DPT protects against three diseases.</w:t>
+        <w:t>Solution: ✅ Correct Answer: A. Diphtheria, Pertussis, Tetanus | 🧠 Clinical Rationale: DPT protects against three diseases. | ❌ Why Not Others? | B — Diphtheria, Polio, Typhoid: not the appropriate nursing action here | C — Dengue, Polio, Tetanus: not the appropriate nursing action here | D — Diphtheria, Pneumonia, Typhoid: not the appropriate nursing action here | ⚠️ Exam Trap: Read the exact question — the correct fact and its look-alike options are easy to interchange. | 💎 PNC Pearl: Diphtheria, Pertussis, Tetanus → DPT protects against three diseases</w:t>
       </w:r>
     </w:p>
     <w:p>
@@ -4489,7 +4489,7 @@
     </w:p>
     <w:p>
       <w:r>
-        <w:t>Solution: SDGs succeeded the MDGs from 1 January 2016.</w:t>
+        <w:t>Solution: ✅ Correct Answer: A. Millennium Development Goals | 🧠 Clinical Rationale: SDGs succeeded the MDGs from 1 January 2016. | ❌ Why Not Others? | B — Five-Year Plans: not the appropriate nursing action here | C — Panchayat Raj: not the appropriate nursing action here | D — GST: not the appropriate nursing action here | ⚠️ Exam Trap: Read the exact question — the correct fact and its look-alike options are easy to interchange. | 💎 PNC Pearl: Millennium Development Goals → SDGs succeeded the MDGs from 1 January 2016</w:t>
       </w:r>
     </w:p>
     <w:p>
@@ -4534,7 +4534,7 @@
     </w:p>
     <w:p>
       <w:r>
-        <w:t>Solution: Creches support working mothers under the scheme.</w:t>
+        <w:t>Solution: ✅ Correct Answer: A. Daycare for children of working women | 🧠 Clinical Rationale: Creches support working mothers under the scheme. | ❌ Why Not Others? | B — School education: not the appropriate nursing action here | C — Pensions: PFRDA oversees pension funds (NPS). | D — Housing: Stable housing reduces relapse and crisis use. | ⚠️ Exam Trap: Read the exact question — the correct fact and its look-alike options are easy to interchange. | 💎 PNC Pearl: Daycare for children of working women → Creches support working mothers under the scheme</w:t>
       </w:r>
     </w:p>
     <w:p>
@@ -4579,7 +4579,7 @@
     </w:p>
     <w:p>
       <w:r>
-        <w:t>Solution: The DCGI is the head of CDSCO, approving drugs and vaccines.</w:t>
+        <w:t>Solution: ✅ Correct Answer: A. CDSCO | 🧠 Clinical Rationale: The DCGI is the head of CDSCO, approving drugs and vaccines. | ❌ Why Not Others? | B — ICMR: Guidelines balance nutrition, affordability, and culture. | C — NMC: not the appropriate nursing action here | D — NHM: These are mHealth interventions using mobiles for health information and training. | ⚠️ Exam Trap: Read the exact question — the correct fact and its look-alike options are easy to interchange. | 💎 PNC Pearl: CDSCO → The DCGI is the head of , approving drugs and vaccines</w:t>
       </w:r>
     </w:p>
     <w:p>
@@ -4624,7 +4624,7 @@
     </w:p>
     <w:p>
       <w:r>
-        <w:t>Solution: RNTCP was renamed the National TB Elimination Programme (2018).</w:t>
+        <w:t>Solution: ✅ Correct Answer: A. RNTCP | 🧠 Clinical Rationale: RNTCP was renamed the National TB Elimination Programme (2018). | ❌ Why Not Others? | B — NTEP only: not the appropriate nursing action here | C — NACP: not the appropriate nursing action here | D — NVBDCP: not the appropriate nursing action here | ⚠️ Exam Trap: Read the exact question — the correct fact and its look-alike options are easy to interchange. | 💎 PNC Pearl: RNTCP → renamed the National TB Elimination Programme (2018)</w:t>
       </w:r>
     </w:p>
     <w:p>
@@ -4669,7 +4669,7 @@
     </w:p>
     <w:p>
       <w:r>
-        <w:t>Solution: AFHCs provide adolescent counselling and services.</w:t>
+        <w:t>Solution: ✅ Correct Answer: A. PHCs, CHCs, and district hospitals | 🧠 Clinical Rationale: AFHCs provide adolescent counselling and services. | ❌ Why Not Others? | B — Only private clinics: not the appropriate nursing action here | C — Only schools: not the appropriate nursing action here | D — Only malls: not the appropriate nursing action here | ⚠️ Exam Trap: Read the exact question — the correct fact and its look-alike options are easy to interchange. | 💎 PNC Pearl: PHCs, CHCs, and district hospitals → AFHCs provide adolescent counselling and services</w:t>
       </w:r>
     </w:p>
     <w:p>
@@ -4714,7 +4714,7 @@
     </w:p>
     <w:p>
       <w:r>
-        <w:t>Solution: HFW departments run health programmes in states.</w:t>
+        <w:t>Solution: ✅ Correct Answer: A. Health and Family Welfare | 🧠 Clinical Rationale: HFW departments run health programmes in states. | ❌ Why Not Others? | B — Hospital and Food Welfare: not the appropriate nursing action here | C — Health and Female Welfare: not the appropriate nursing action here | D — Hygiene and Family Welfare: not the appropriate nursing action here | ⚠️ Exam Trap: Don’t confuse "Health and Family Welfare" with "Health and Female Welfare" — they look alike and are easy to interchange. | 💎 PNC Pearl: Health and Family Welfare → HFW departments run health programmes in states</w:t>
       </w:r>
     </w:p>
     <w:p>
@@ -4759,7 +4759,7 @@
     </w:p>
     <w:p>
       <w:r>
-        <w:t>Solution: Haribhau Bagde took office as Governor of Rajasthan in 2024.</w:t>
+        <w:t>Solution: ✅ Correct Answer: A. Haribhau Bagde | 🧠 Clinical Rationale: Haribhau Bagde took office as Governor of Rajasthan in 2024. | ❌ Why Not Others? | B — Kalraj Mishra: not the appropriate nursing action here | C — C.P. Radhakrishnan: not the appropriate nursing action here | D — Ganga Prasad: not the appropriate nursing action here | ⚠️ Exam Trap: Read the exact question — the correct fact and its look-alike options are easy to interchange. | 💎 PNC Pearl: Haribhau Bagde → took office as Governor of Rajasthan in 2024</w:t>
       </w:r>
     </w:p>
     <w:p>
@@ -4804,7 +4804,7 @@
     </w:p>
     <w:p>
       <w:r>
-        <w:t>Solution: Kumbhalgarh's ramparts stretch about 36 km.</w:t>
+        <w:t>Solution: ✅ Correct Answer: A. 36 km | 🧠 Explanation: Kumbhalgarh's ramparts stretch about 36 km. | ❌ Why Not Others? | B — 10 km: not the correct fact here | C — 5 km: not the correct fact here | D — 100 km: not the correct fact here | ⚠️ Exam Trap: Read the exact question — the correct fact and its look-alike options are easy to interchange. | 💎 PNC GK Pearl: 36 km → Kumbhalgarh's ramparts stretch about</w:t>
       </w:r>
     </w:p>
     <w:p>
@@ -4849,7 +4849,7 @@
     </w:p>
     <w:p>
       <w:r>
-        <w:t>Solution: Parbatsar is in Nagaur district.</w:t>
+        <w:t>Solution: ✅ Correct Answer: A. Nagaur | 🧠 Explanation: Parbatsar is in Nagaur district. | ❌ Why Not Others? | B — Pali: Ranakpur (Pali district) houses the magnificent Adinath Jain temple. | C — Ajmer: The famous Sufi shrine of Khwaja Moinuddin Chishti is in Ajmer. | D — Jodhpur: Jodhpur = Blue City | ⚠️ Exam Trap: Read the exact question — the correct fact and its look-alike options are easy to interchange. | 💎 PNC GK Pearl: Nagaur → Parbatsar is in district</w:t>
       </w:r>
     </w:p>
     <w:p>
@@ -4894,7 +4894,7 @@
     </w:p>
     <w:p>
       <w:r>
-        <w:t>Solution: Gaganyaan will send Indian astronauts to low Earth orbit.</w:t>
+        <w:t>Solution: ✅ Correct Answer: A. Low Earth orbit | 📰 Why: Gaganyaan will send Indian astronauts to low Earth orbit. | ❌ Why Not Others? | B — The Moon: India joined the USA, USSR/Russia, and China as the fourth nation to soft-land on the Moon. | C — Mars: not the correct fact here | D — Venus: not the correct fact here | ⚠️ Exam Trap: Read the exact question — the correct fact and its look-alike options are easy to interchange. | 💎 PNC CA Pearl: Gaganyaan will send Indian astronauts to low Earth orbit.</w:t>
       </w:r>
     </w:p>
     <w:p>
@@ -4939,7 +4939,7 @@
     </w:p>
     <w:p>
       <w:r>
-        <w:t>Solution: Bichhiwara is in Dungarpur.</w:t>
+        <w:t>Solution: ✅ Correct Answer: A. Dungarpur | 🧠 Explanation: Bichhiwara is in Dungarpur. | ❌ Why Not Others? | B — Udaipur: Udaipur = Maharana Pratap | C — Banswara: Bagidora was carved from Banswara. | D — Pratapgarh: Thewa is a unique gold-glass art of Pratapgarh. | ⚠️ Exam Trap: Read the exact question — the correct fact and its look-alike options are easy to interchange. | 💎 PNC GK Pearl: Bichhiwara is in Dungarpur.</w:t>
       </w:r>
     </w:p>
     <w:p>
@@ -4984,7 +4984,7 @@
     </w:p>
     <w:p>
       <w:r>
-        <w:t>Solution: Friction resists relative motion of surfaces.</w:t>
+        <w:t>Solution: ✅ Correct Answer: A. Friction | 🧠 Explanation: Friction resists relative motion of surfaces. | ❌ Why Not Others? | B — Gravity: not the correct fact here | C — Magnetism: not the correct fact here | D — Tension: not the correct fact here | ⚠️ Exam Trap: Read the exact question — the correct fact and its look-alike options are easy to interchange. | 💎 PNC GK Pearl: Friction → resists relative motion of surfaces</w:t>
       </w:r>
     </w:p>
     <w:p>
@@ -5029,7 +5029,7 @@
     </w:p>
     <w:p>
       <w:r>
-        <w:t>Solution: Potential difference is measured in volts.</w:t>
+        <w:t>Solution: ✅ Correct Answer: A. Volt | 🧠 Explanation: Potential difference is measured in volts. | ❌ Why Not Others? | B — Ampere: Current is measured in amperes (A). — not the SI unit of electric potential difference | C — Ohm: Resistance is measured in ohms. — not the SI unit of electric potential difference | D — Watt: Power is measured in watts (J/s). — not the SI unit of electric potential difference | ⚠️ Exam Trap: Match each unit to its exact quantity — units of related quantities are the classic trap. | 💎 PNC GK Pearl: Volt = SI unit of electric potential difference</w:t>
       </w:r>
     </w:p>
     <w:p>
@@ -5074,7 +5074,7 @@
     </w:p>
     <w:p>
       <w:r>
-        <w:t>Solution: The Lok Sabha serves five-year terms.</w:t>
+        <w:t>Solution: ✅ Correct Answer: A. 5 years | 🧠 Clinical Rationale: The Lok Sabha serves five-year terms. | ❌ Why Not Others? | B — 6 years: Rajya Sabha members serve six-year terms. | C — 4 years: not the appropriate nursing action here | D — 10 years: Cu-T 380A is effective for 10 years; Cu-T 200 for 3-5 years. | ⚠️ Exam Trap: Read the exact question — the correct fact and its look-alike options are easy to interchange. | 💎 PNC Pearl: 5 years → The Lok Sabha serves five-year terms</w:t>
       </w:r>
     </w:p>
     <w:p>
@@ -5119,7 +5119,7 @@
     </w:p>
     <w:p>
       <w:r>
-        <w:t>Solution: RAN supports treatment of serious illnesses for the poor.</w:t>
+        <w:t>Solution: ✅ Correct Answer: A. Financial help to poor patients for treatment | 📰 Why: RAN supports treatment of serious illnesses for the poor. | ❌ Why Not Others? | B — Free housing: not the correct fact here | C — Education loans: not the correct fact here | D — Food grains: not the correct fact here | ⚠️ Exam Trap: Read the exact question — the correct fact and its look-alike options are easy to interchange. | 💎 PNC CA Pearl: Financial help to poor patients for treatment → RAN supports treatment of serious illnesses for the poor</w:t>
       </w:r>
     </w:p>
     <w:p>
@@ -5164,7 +5164,7 @@
     </w:p>
     <w:p>
       <w:r>
-        <w:t>Solution: Marwar is the western Rajasthan region around Jodhpur.</w:t>
+        <w:t>Solution: ✅ Correct Answer: A. Western Rajasthan (Jodhpur area) | 🧠 Clinical Rationale: Marwar is the western Rajasthan region around Jodhpur. | ❌ Why Not Others? | B — Eastern Rajasthan: not the appropriate nursing action here | C — Southern Rajasthan: Mewar is the southern region around Udaipur/Chittorgarh. | D — Northern Haryana: not the appropriate nursing action here | ⚠️ Exam Trap: Read the exact question — the correct fact and its look-alike options are easy to interchange. | 💎 PNC Pearl: Western Rajasthan (Jodhpur area) → Marwar is the western Rajasthan region around Jodhpur</w:t>
       </w:r>
     </w:p>
     <w:p>
@@ -5209,7 +5209,7 @@
     </w:p>
     <w:p>
       <w:r>
-        <w:t>Solution: Priority households get 5 kg/person/month.</w:t>
+        <w:t>Solution: ✅ Correct Answer: A. 5 kg of food grains per person per month | 🧠 Clinical Rationale: Priority households get 5 kg/person/month. | ❌ Why Not Others? | B — 2 kg: not the correct first action | C — 10 kg: not the correct first action | D — No grains: not the correct first action | ⚠️ Exam Trap: In priority questions, choose the immediate life-saving nursing action before notification, investigation, or documentation. | 🩺 Clinical Thinking: Recognize → Stabilize → Reassess → Escalate | 💎 PNC Pearl: 5 kg of food grains per person per month → Priority households get 5 kg/person/month</w:t>
       </w:r>
     </w:p>
     <w:p>
@@ -5254,7 +5254,7 @@
     </w:p>
     <w:p>
       <w:r>
-        <w:t>Solution: Make in India was launched in September 2014.</w:t>
+        <w:t>Solution: ✅ Correct Answer: A. 2014 | 🧠 Clinical Rationale: Make in India was launched in September 2014. | ❌ Why Not Others? | B — 2010: NP-NCD (2010) addresses hypertension, diabetes, CVD, stroke, and common cancers. — an incorrect year | C — 2019: NFHS-5 was conducted during 2019-21. — an incorrect year | D — 2005: NRHM was launched in April 2005 to strengthen rural health services. — an incorrect year | ⚠️ Exam Trap: Never guess years — fix each year to its exact event before choosing. | 💎 PNC Pearl: 2014 → Make in India was launched in September</w:t>
       </w:r>
     </w:p>
     <w:p>
@@ -5299,7 +5299,7 @@
     </w:p>
     <w:p>
       <w:r>
-        <w:t>Solution: RUHS, Jaipur, coordinates health sciences education in the state.</w:t>
+        <w:t>Solution: ✅ Correct Answer: A. Jaipur | 🧠 Explanation: RUHS, Jaipur, coordinates health sciences education in the state. | ❌ Why Not Others? | B — Jodhpur: Jodhpur = Blue City — not the correct location | C — Ajmer: The famous Sufi shrine of Khwaja Moinuddin Chishti is in Ajmer. — not the correct location | D — Udaipur: Udaipur = Maharana Pratap — not the correct location | ⚠️ Exam Trap: Read the exact question — the correct fact and its look-alike options are easy to interchange. | 💎 PNC GK Pearl: Jaipur → RUHS, , coordinates health sciences education in the state</w:t>
       </w:r>
     </w:p>
     <w:p>
@@ -5344,7 +5344,7 @@
     </w:p>
     <w:p>
       <w:r>
-        <w:t>Solution: PMSMA offers antenatal check-ups to pregnant women monthly.</w:t>
+        <w:t>Solution: ✅ Correct Answer: A. Free antenatal care on the 9th of every month | 📰 Why: PMSMA offers antenatal check-ups to pregnant women monthly. | ❌ Why Not Others? | B — Free medicines only: not the correct fact here | C — Only scans: not the correct fact here | D — Only vaccinations: not the correct fact here | ⚠️ Exam Trap: Read the exact question — the correct fact and its look-alike options are easy to interchange. | 💎 PNC CA Pearl: Free antenatal care on the 9th of every month → PMSMA offers antenatal check-ups to pregnant women monthly</w:t>
       </w:r>
     </w:p>
     <w:p>
@@ -5389,7 +5389,7 @@
     </w:p>
     <w:p>
       <w:r>
-        <w:t>Solution: Wrought iron has the lowest carbon content.</w:t>
+        <w:t>Solution: ✅ Correct Answer: A. Wrought iron | 🧠 Explanation: Wrought iron has the lowest carbon content. | ❌ Why Not Others? | B — Cast iron: not the correct fact here | C — Pig iron: not the correct fact here | D — Steel: not the correct fact here | ⚠️ Exam Trap: Read the exact question — the correct fact and its look-alike options are easy to interchange. | 💎 PNC GK Pearl: Wrought iron → has the lowest carbon content</w:t>
       </w:r>
     </w:p>
     <w:p>
@@ -5434,7 +5434,7 @@
     </w:p>
     <w:p>
       <w:r>
-        <w:t>Solution: It means going to sleep.</w:t>
+        <w:t>Solution: ✅ Correct Answer: A. To go to bed | 🧠 Grammar Rule: It means going to sleep. | ❌ Why Not Others? | B — To fight: not the correct answer here | C — To work: It means studying or working late. | D — To travel: not the correct answer here | ⚠️ Exam Trap: Read the exact question — the correct fact and its look-alike options are easy to interchange. | 📌 Rule to Remember: To go to bed → It means going to sleep</w:t>
       </w:r>
     </w:p>
     <w:p>
@@ -5479,7 +5479,7 @@
     </w:p>
     <w:p>
       <w:r>
-        <w:t>Solution: 'ग्राम' का पर्यायवाची 'गाँव' है।</w:t>
+        <w:t>Solution: ✅ Correct Answer: A. गाँव | 🧠 Grammar Rule: 'ग्राम' का पर्यायवाची 'गाँव' है। | ❌ Why Not Others? | B — नगर: not the correct answer here | C — शहर: 'नगर' का पर्यायवाची 'शहर' है। | D — महानगर: not the correct answer here | ⚠️ Exam Trap: Read the exact question — the correct fact and its look-alike options are easy to interchange. | 📌 Rule to Remember: गाँव → ग्राम' का पर्यायवाची ' ' है।</w:t>
       </w:r>
     </w:p>
     <w:p>
@@ -5524,7 +5524,7 @@
     </w:p>
     <w:p>
       <w:r>
-        <w:t>Solution: It means disclosing information unintentionally.</w:t>
+        <w:t>Solution: ✅ Correct Answer: A. To reveal a secret | 🧠 Grammar Rule: It means disclosing information unintentionally. | ❌ Why Not Others? | B — To drop food: not the correct answer here | C — To cook: not the correct answer here | D — To shop: not the correct answer here | ⚠️ Exam Trap: Read the exact question — the correct fact and its look-alike options are easy to interchange. | 📌 Rule to Remember: To reveal a secret → It means disclosing information unintentionally</w:t>
       </w:r>
     </w:p>
     <w:p>
@@ -5569,7 +5569,7 @@
     </w:p>
     <w:p>
       <w:r>
-        <w:t>Solution: A mint produces coins.</w:t>
+        <w:t>Solution: ✅ Correct Answer: A. Mint | 🧠 Grammar Rule: A mint produces coins. | ❌ Why Not Others? | B — Bank: not the correct answer here | C — Treasury: not the correct answer here | D — Vault: not the correct answer here | ⚠️ Exam Trap: Read the exact question — the correct fact and its look-alike options are easy to interchange. | 📌 Rule to Remember: Mint → produces coins</w:t>
       </w:r>
     </w:p>
     <w:p>
@@ -5614,7 +5614,7 @@
     </w:p>
     <w:p>
       <w:r>
-        <w:t>Solution: It means easing tension to begin interaction.</w:t>
+        <w:t>Solution: ✅ Correct Answer: A. To start a conversation | 🧠 Grammar Rule: It means easing tension to begin interaction. | ❌ Why Not Others? | B — To melt ice: not the correct answer here | C — To fight: not the correct answer here | D — To cool down: not the correct answer here | ⚠️ Exam Trap: Read the exact question — the correct fact and its look-alike options are easy to interchange. | 📌 Rule to Remember: To start a conversation → It means easing tension to begin interaction</w:t>
       </w:r>
     </w:p>
     <w:p>
@@ -5659,7 +5659,7 @@
     </w:p>
     <w:p>
       <w:r>
-        <w:t>Solution: 'अनल' अग्नि का पर्यायवाची है।</w:t>
+        <w:t>Solution: ✅ Correct Answer: A. अनल | 🧠 Grammar Rule: 'अनल' अग्नि का पर्यायवाची है। | ❌ Why Not Others? | B — नीर: 'नीर' जल का पर्यायवाची है; अनल अग्नि और समीर वायु का। | C — गगन: 'आकाश' का पर्यायवाची 'गगन' है। | D — तनुजा: not the correct answer here | ⚠️ Exam Trap: Read the exact question — the correct fact and its look-alike options are easy to interchange. | 📌 Rule to Remember: अनल → अग्नि का पर्यायवाची है।</w:t>
       </w:r>
     </w:p>
     <w:p>
@@ -5704,7 +5704,7 @@
     </w:p>
     <w:p>
       <w:r>
-        <w:t>Solution: An astronomer scientifically studies stars.</w:t>
+        <w:t>Solution: ✅ Correct Answer: A. Astronomer | 🧠 Grammar Rule: An astronomer scientifically studies stars. | ❌ Why Not Others? | B — Astrologer: not the correct answer here | C — Geologist: not the correct answer here | D — Cosmologist: not the correct answer here | ⚠️ Exam Trap: Read the exact question — the correct fact and its look-alike options are easy to interchange. | 📌 Rule to Remember: Astronomer → scientifically studies stars</w:t>
       </w:r>
     </w:p>
     <w:p>
@@ -5749,7 +5749,7 @@
     </w:p>
     <w:p>
       <w:r>
-        <w:t>Solution: 'Cool' is the adjective.</w:t>
+        <w:t>Solution: ✅ Correct Answer: A. cool | 🧠 Grammar Rule: 'Cool' is the adjective. | ❌ Why Not Others? | B — coolness: not the correct answer here | C — cooling: not the correct answer here | D — cooled: not the correct answer here | ⚠️ Exam Trap: Don’t confuse "cool" with "coolness" — they look alike and are easy to interchange. | 📌 Rule to Remember: cool → the adjective</w:t>
       </w:r>
     </w:p>
     <w:p>
@@ -5794,7 +5794,7 @@
     </w:p>
     <w:p>
       <w:r>
-        <w:t>Solution: 'आकर्षण' का विलोम 'विकर्षण' है।</w:t>
+        <w:t>Solution: ✅ Correct Answer: A. विकर्षण | 🧠 Grammar Rule: 'आकर्षण' का विलोम 'विकर्षण' है। | ❌ Why Not Others? | B — मोह: not the correct answer here | C — खिंचाव: not the correct answer here | D — प्रभाव: इसका अर्थ है किसी बात का असर या प्रभाव पड़ना। | ⚠️ Exam Trap: Read the exact question — the correct fact and its look-alike options are easy to interchange. | 📌 Rule to Remember: विकर्षण → आकर्षण' का विलोम ' ' है।</w:t>
       </w:r>
     </w:p>
     <w:p>
@@ -5839,7 +5839,7 @@
     </w:p>
     <w:p>
       <w:r>
-        <w:t>Solution: 'ज्ञात' का विलोम 'अज्ञात' है।</w:t>
+        <w:t>Solution: ✅ Correct Answer: A. अज्ञात | 🧠 Grammar Rule: 'ज्ञात' का विलोम 'अज्ञात' है। | ❌ Why Not Others? | B — विदित: not the correct answer here | C — प्रकट: not the correct answer here | D — जाना हुआ: not the correct answer here | ⚠️ Exam Trap: Read the exact question — the correct fact and its look-alike options are easy to interchange. | 📌 Rule to Remember: अज्ञात → ज्ञात' का विलोम ' ' है।</w:t>
       </w:r>
     </w:p>
     <w:p>
@@ -5884,7 +5884,7 @@
     </w:p>
     <w:p>
       <w:r>
-        <w:t>Solution: 'घोषणा' का पर्यायवाची 'उद्घोषणा' है।</w:t>
+        <w:t>Solution: ✅ Correct Answer: A. उद्घोषणा | 🧠 Grammar Rule: 'घोषणा' का पर्यायवाची 'उद्घोषणा' है। | ❌ Why Not Others? | B — मौन: 'नीरव' का अर्थ शांत या मौन है। | C — गोपन: not the correct answer here | D — छिपाव: not the correct answer here | ⚠️ Exam Trap: Read the exact question — the correct fact and its look-alike options are easy to interchange. | 📌 Rule to Remember: उद्घोषणा → घोषणा' का पर्यायवाची ' ' है।</w:t>
       </w:r>
     </w:p>
     <w:p>
@@ -5929,7 +5929,7 @@
     </w:p>
     <w:p>
       <w:r>
-        <w:t>Solution: 'सुंदर' + ता = सुंदरता — 'ता' प्रत्यय।</w:t>
+        <w:t>Solution: ✅ Correct Answer: A. ता | 🧠 Grammar Rule: 'सुंदर' + ता = सुंदरता — 'ता' प्रत्यय। | ❌ Why Not Others? | B — त्व: not the correct answer here | C — आई: 'आई' प्रत्यय है; मूल शब्द 'भला'। | D — पन: 'पन' प्रत्यय है जो संज्ञा बनाता है। | ⚠️ Exam Trap: Read the exact question — the correct fact and its look-alike options are easy to interchange. | 📌 Rule to Remember: ता → सुंदर' + = सुंदरता — ' ' प्रत्यय।</w:t>
       </w:r>
     </w:p>
     <w:p>
@@ -5974,7 +5974,7 @@
     </w:p>
     <w:p>
       <w:r>
-        <w:t>Solution: वीर रस का स्थायी भाव उत्साह है।</w:t>
+        <w:t>Solution: ✅ Correct Answer: A. उत्साह | 🧠 Grammar Rule: वीर रस का स्थायी भाव उत्साह है। | ❌ Why Not Others? | B — क्रोध: 'खून खौलना' = बहुत गुस्सा आना। | C — भय: भयानक रस का स्थायी भाव भय है। | D — जुगुप्सा: not the correct answer here | ⚠️ Exam Trap: Read the exact question — the correct fact and its look-alike options are easy to interchange. | 📌 Rule to Remember: उत्साह → वीर रस का स्थायी भाव है।</w:t>
       </w:r>
     </w:p>
     <w:p>
@@ -6019,7 +6019,7 @@
     </w:p>
     <w:p>
       <w:r>
-        <w:t>Solution: 'Intravenous' is the adjective before 'fluids'.</w:t>
+        <w:t>Solution: ✅ Correct Answer: A. intravenous | 🧠 Grammar Rule: 'Intravenous' is the adjective before 'fluids'. | ❌ Why Not Others? | B — intravenously: An adverb describes the route of administration. | C — intravenal: not the correct answer here | D — intravein: not the correct answer here | ⚠️ Exam Trap: Don’t confuse "intravenous" with "intravenously" — they look alike and are easy to interchange. | 📌 Rule to Remember: intravenous → the adjective before 'fluids'</w:t>
       </w:r>
     </w:p>
     <w:p>
@@ -6064,7 +6064,7 @@
     </w:p>
     <w:p>
       <w:r>
-        <w:t>Solution: 'Put off' means to postpone.</w:t>
+        <w:t>Solution: ✅ Correct Answer: A. off | 🧠 Grammar Rule: 'Put off' means to postpone. | ❌ Why Not Others? | B — on: 'On' indicates the surface of the table. | C — up: 'Give up' means to quit. | D — down: 'Turn down' means to reject. | ⚠️ Exam Trap: Read the exact question — the correct fact and its look-alike options are easy to interchange. | 📌 Rule to Remember: off → Put ' means to postpone</w:t>
       </w:r>
     </w:p>
     <w:p>
@@ -6109,7 +6109,7 @@
     </w:p>
     <w:p>
       <w:r>
-        <w:t>Solution: Touchpads are the pointing devices built into laptops.</w:t>
+        <w:t>Solution: ✅ Correct Answer: A. Laptops | 🧠 Explanation: Touchpads are the pointing devices built into laptops. | ❌ Why Not Others? | B — Desktops only: not the correct option here | C — Servers: Back-end code handles data and server-side processing. | D — Printers: The parallel port connected older printers. | ⚠️ Exam Trap: Read the exact question — the correct fact and its look-alike options are easy to interchange. | 💎 PNC Pearl: Laptops → Touchpads are the pointing devices built into</w:t>
       </w:r>
     </w:p>
     <w:p>
@@ -6154,7 +6154,7 @@
     </w:p>
     <w:p>
       <w:r>
-        <w:t>Solution: gpedit controls local or domain policies.</w:t>
+        <w:t>Solution: ✅ Correct Answer: A. Windows configuration for users and computers | 🧠 Explanation: gpedit controls local or domain policies. | ❌ Why Not Others? | B — Sound settings: not the correct option here | C — Wallpapers: not the correct option here | D — Fonts: not the correct option here | ⚠️ Exam Trap: Read the exact question — the correct fact and its look-alike options are easy to interchange. | 💎 PNC Pearl: Windows configuration for users and computers → gpedit controls local or domain policies</w:t>
       </w:r>
     </w:p>
     <w:p>
@@ -6199,7 +6199,7 @@
     </w:p>
     <w:p>
       <w:r>
-        <w:t>Solution: WhatsApp is an instant messaging app with calls and media.</w:t>
+        <w:t>Solution: ✅ Correct Answer: A. Messaging application | 🧠 Explanation: WhatsApp is an instant messaging app with calls and media. | ❌ Why Not Others? | B — Word processor: not the correct option here | C — Browser: CSRF abuses the user's authenticated session. | D — Spreadsheet: Google Sheets is the cloud spreadsheet app. | ⚠️ Exam Trap: Read the exact question — the correct fact and its look-alike options are easy to interchange. | 💎 PNC Pearl: Messaging application → WhatsApp is an instant messaging app with calls and media</w:t>
       </w:r>
     </w:p>
     <w:p>
@@ -6244,7 +6244,7 @@
     </w:p>
     <w:p>
       <w:r>
-        <w:t>Solution: Modern LANs use twisted-pair Cat5e/Cat6 cables with RJ45 connectors.</w:t>
+        <w:t>Solution: ✅ Correct Answer: A. Cat6 twisted-pair with RJ45 | 🧠 Explanation: Modern LANs use twisted-pair Cat5e/Cat6 cables with RJ45 connectors. | ❌ Why Not Others? | B — Coaxial only: not the correct option here | C — Fiber only: not the correct option here | D — USB only: not the correct option here | ⚠️ Exam Trap: Read the exact question — the correct fact and its look-alike options are easy to interchange. | 💎 PNC Pearl: Cat6 twisted-pair with RJ45 → Modern LANs use twisted-pair Cat5e/Cat6 cables with RJ45 connectors</w:t>
       </w:r>
     </w:p>
     <w:p>
@@ -6289,7 +6289,7 @@
     </w:p>
     <w:p>
       <w:r>
-        <w:t>Solution: A microphone is an input device that captures sound.</w:t>
+        <w:t>Solution: ✅ Correct Answer: A. Sound into electrical signals (input) | 🧠 Explanation: A microphone is an input device that captures sound. | ❌ Why Not Others? | B — Data into sound (output): not the correct option here | C — Light into data: not the correct option here | D — Text into sound only: not the correct option here | ⚠️ Exam Trap: Don’t confuse "Sound into electrical signals (input)" with "Data into sound (output)" — they look alike and are easy to interchange. | 💎 PNC Pearl: Sound into electrical signals (input) → A microphone is an input device that captures sound</w:t>
       </w:r>
     </w:p>
     <w:p>
@@ -6334,7 +6334,7 @@
     </w:p>
     <w:p>
       <w:r>
-        <w:t>Solution: Variables hold values that programs manipulate.</w:t>
+        <w:t>Solution: ✅ Correct Answer: A. A named storage for data | 🧠 Explanation: Variables hold values that programs manipulate. | ❌ Why Not Others? | B — A type of monitor: not the correct option here | C — A printer: not the correct option here | D — A network: Botnets are used for DDoS attacks and spam. | ⚠️ Exam Trap: Read the exact question — the correct fact and its look-alike options are easy to interchange. | 💎 PNC Pearl: A named storage for data → Variables hold values that programs manipulate</w:t>
       </w:r>
     </w:p>
     <w:p>
@@ -6379,7 +6379,7 @@
     </w:p>
     <w:p>
       <w:r>
-        <w:t>Solution: FAT32 limits files to 4 GB.</w:t>
+        <w:t>Solution: ✅ Correct Answer: A. 4 GB (FAT32) | 🧠 Explanation: FAT32 limits files to 4 GB. | ❌ Why Not Others? | B — 1 TB: not the correct option here | C — 16 MB: not the correct option here | D — Unlimited: not the correct option here | ⚠️ Exam Trap: Read the exact question — the correct fact and its look-alike options are easy to interchange. | 💎 PNC Pearl: 4 GB (FAT32) → FAT32 limits files to 4 GB</w:t>
       </w:r>
     </w:p>
     <w:p>
@@ -6424,7 +6424,7 @@
     </w:p>
     <w:p>
       <w:r>
-        <w:t>Solution: The superblock describes the whole filesystem.</w:t>
+        <w:t>Solution: ✅ Correct Answer: A. Filesystem-level metadata | 🧠 Explanation: The superblock describes the whole filesystem. | ❌ Why Not Others? | B — File contents: not the correct option here | C — Passwords: Dictionary attacks exploit weak, common passwords. | D — Print queues: not the correct option here | ⚠️ Exam Trap: Read the exact question — the correct fact and its look-alike options are easy to interchange. | 💎 PNC Pearl: Filesystem-level metadata → The superblock describes the whole filesystem</w:t>
       </w:r>
     </w:p>
     <w:p>
@@ -6469,7 +6469,7 @@
     </w:p>
     <w:p>
       <w:r>
-        <w:t>Solution: Unsanitised input reaches the shell.</w:t>
+        <w:t>Solution: ✅ Correct Answer: A. User input is executed as system commands | 🧠 Explanation: Unsanitised input reaches the shell. | ❌ Why Not Others? | B — The command prompt crashes: not the correct option here | C — The mouse fails: not the correct option here | D — The disk is full: not the correct option here | ⚠️ Exam Trap: Read the exact question — the correct fact and its look-alike options are easy to interchange. | 💎 PNC Pearl: User input is executed as system commands → Unsanitised input reaches the shell</w:t>
       </w:r>
     </w:p>
     <w:p>
@@ -6514,7 +6514,7 @@
     </w:p>
     <w:p>
       <w:r>
-        <w:t>Solution: Zero-click attacks need no user action.</w:t>
+        <w:t>Solution: ✅ Correct Answer: A. Works without any user interaction | 🧠 Explanation: Zero-click attacks need no user action. | ❌ Why Not Others? | B — Needs many clicks: not the correct option here | C — Is harmless: not the correct option here | D — Only affects printers: not the correct option here | ⚠️ Exam Trap: Read the exact question — the correct fact and its look-alike options are easy to interchange. | 💎 PNC Pearl: Works without any user interaction → Zero-click attacks need no user action</w:t>
       </w:r>
     </w:p>
     <w:p>
@@ -6559,7 +6559,7 @@
     </w:p>
     <w:p>
       <w:r>
-        <w:t>Solution: Worms self-replicate across networks without a host program.</w:t>
+        <w:t>Solution: ✅ Correct Answer: A. Spreads without attaching to a host file | 🧠 Explanation: Worms self-replicate across networks without a host program. | ❌ Why Not Others? | B — Needs a host file: not the correct option here | C — Is harmless: not the correct option here | D — Only affects hardware: not the correct option here | ⚠️ Exam Trap: Don’t confuse "Spreads without attaching to a host file" with "Needs a host file" — they look alike and are easy to interchange. | 💎 PNC Pearl: Spreads without attaching to a host file → Worms self-replicate across networks without a host program</w:t>
       </w:r>
     </w:p>
     <w:p>
@@ -6604,7 +6604,7 @@
     </w:p>
     <w:p>
       <w:r>
-        <w:t>Solution: Routers determine the best path for data packets across networks.</w:t>
+        <w:t>Solution: ✅ Correct Answer: A. Forward data packets between networks | 🧠 Explanation: Routers determine the best path for data packets across networks. | ❌ Why Not Others? | B — Store files: not the correct option here | C — Print documents: not the correct option here | D — Display images: not the correct option here | ⚠️ Exam Trap: Read the exact question — the correct fact and its look-alike options are easy to interchange. | 💎 PNC Pearl: Forward data packets between networks → Routers determine the best path for data packets across networks</w:t>
       </w:r>
     </w:p>
     <w:p>
@@ -6649,7 +6649,7 @@
     </w:p>
     <w:p>
       <w:r>
-        <w:t>Solution: Erasure removes personal data on request.</w:t>
+        <w:t>Solution: ✅ Correct Answer: A. Right to be forgotten | 🧠 Explanation: Erasure removes personal data on request. | ❌ Why Not Others? | B — Right to be silent: not the correct option here | C — Right to copy: not the correct option here | D — Right to share: not the correct option here | ⚠️ Exam Trap: Read the exact question — the correct fact and its look-alike options are easy to interchange. | 💎 PNC Pearl: Right to be forgotten → Erasure removes personal data on request</w:t>
       </w:r>
     </w:p>
     <w:p>
@@ -6694,7 +6694,7 @@
     </w:p>
     <w:p>
       <w:r>
-        <w:t>Solution: Cookies store state and preferences for websites.</w:t>
+        <w:t>Solution: ✅ Correct Answer: A. A small file storing site preferences/data | 🧠 Explanation: Cookies store state and preferences for websites. | ❌ Why Not Others? | B — A virus: not the correct option here | C — A browser: not the correct option here | D — A password: not the correct option here | ⚠️ Exam Trap: Read the exact question — the correct fact and its look-alike options are easy to interchange. | 💎 PNC Pearl: A small file storing site preferences/data → Cookies store state and preferences for websites</w:t>
       </w:r>
     </w:p>
     <w:p>
@@ -6739,7 +6739,7 @@
     </w:p>
     <w:p>
       <w:r>
-        <w:t>Solution: Java is 'write once, run anywhere' via bytecode on the JVM.</w:t>
+        <w:t>Solution: ✅ Correct Answer: A. Run on any platform with a JVM | 🧠 Explanation: Java is 'write once, run anywhere' via bytecode on the JVM. | ❌ Why Not Others? | B — Run only on Windows: not the correct option here | C — Compile to C: not the correct option here | D — Print documents: not the correct option here | ⚠️ Exam Trap: Read the exact question — the correct fact and its look-alike options are easy to interchange. | 💎 PNC Pearl: Run on any platform with a JVM → Java is 'write once, run anywhere' via bytecode on the JVM</w:t>
       </w:r>
     </w:p>
     <w:p>
